--- a/Docs/Final_Project_Report.docx
+++ b/Docs/Final_Project_Report.docx
@@ -190,7 +190,17 @@
           <w:sz w:val="32"/>
           <w:szCs w:val="32"/>
         </w:rPr>
-        <w:t>Project Final R</w:t>
+        <w:t>Final Project</w:t>
+      </w:r>
+      <w:r>
+        <w:rPr>
+          <w:b/>
+          <w:bCs/>
+          <w:color w:val="0E2841" w:themeColor="text2"/>
+          <w:sz w:val="32"/>
+          <w:szCs w:val="32"/>
+        </w:rPr>
+        <w:t xml:space="preserve"> R</w:t>
       </w:r>
       <w:r>
         <w:rPr>
@@ -296,13 +306,41 @@
         <w:rPr>
           <w:color w:val="0E2841" w:themeColor="text2"/>
         </w:rPr>
-        <w:t xml:space="preserve">Kaynak Kod ve </w:t>
+        <w:t xml:space="preserve">Source </w:t>
       </w:r>
       <w:proofErr w:type="spellStart"/>
       <w:r>
         <w:rPr>
           <w:color w:val="0E2841" w:themeColor="text2"/>
         </w:rPr>
+        <w:t>Code</w:t>
+      </w:r>
+      <w:proofErr w:type="spellEnd"/>
+      <w:r>
+        <w:rPr>
+          <w:color w:val="0E2841" w:themeColor="text2"/>
+        </w:rPr>
+        <w:t xml:space="preserve"> </w:t>
+      </w:r>
+      <w:proofErr w:type="spellStart"/>
+      <w:r>
+        <w:rPr>
+          <w:color w:val="0E2841" w:themeColor="text2"/>
+        </w:rPr>
+        <w:t>and</w:t>
+      </w:r>
+      <w:proofErr w:type="spellEnd"/>
+      <w:r>
+        <w:rPr>
+          <w:color w:val="0E2841" w:themeColor="text2"/>
+        </w:rPr>
+        <w:t xml:space="preserve"> </w:t>
+      </w:r>
+      <w:proofErr w:type="spellStart"/>
+      <w:r>
+        <w:rPr>
+          <w:color w:val="0E2841" w:themeColor="text2"/>
+        </w:rPr>
         <w:t>Github</w:t>
       </w:r>
       <w:proofErr w:type="spellEnd"/>
@@ -310,7 +348,7 @@
         <w:rPr>
           <w:color w:val="0E2841" w:themeColor="text2"/>
         </w:rPr>
-        <w:t xml:space="preserve"> linki: </w:t>
+        <w:t xml:space="preserve">: </w:t>
       </w:r>
       <w:hyperlink r:id="rId9" w:history="1">
         <w:r>
@@ -324,7 +362,6 @@
         <w:t xml:space="preserve"> </w:t>
       </w:r>
     </w:p>
-    <w:p/>
     <w:p/>
     <w:p/>
     <w:p/>
@@ -509,19 +546,6 @@
     <w:p>
       <w:pPr>
         <w:spacing w:before="400" w:after="80"/>
-        <w:jc w:val="center"/>
-        <w:rPr>
-          <w:b/>
-          <w:bCs/>
-          <w:sz w:val="36"/>
-          <w:szCs w:val="36"/>
-        </w:rPr>
-      </w:pPr>
-    </w:p>
-    <w:p>
-      <w:pPr>
-        <w:spacing w:before="400" w:after="80"/>
-        <w:jc w:val="center"/>
         <w:rPr>
           <w:b/>
           <w:bCs/>
@@ -558,6 +582,8 @@
             <w:pStyle w:val="TBal"/>
             <w:rPr>
               <w:rFonts w:ascii="Times New Roman" w:hAnsi="Times New Roman" w:cs="Times New Roman"/>
+              <w:b/>
+              <w:bCs/>
               <w:color w:val="0E2841" w:themeColor="text2"/>
             </w:rPr>
           </w:pPr>
@@ -565,6 +591,8 @@
           <w:r>
             <w:rPr>
               <w:rFonts w:ascii="Times New Roman" w:hAnsi="Times New Roman" w:cs="Times New Roman"/>
+              <w:b/>
+              <w:bCs/>
               <w:color w:val="0E2841" w:themeColor="text2"/>
             </w:rPr>
             <w:t>Table</w:t>
@@ -573,6 +601,8 @@
           <w:r>
             <w:rPr>
               <w:rFonts w:ascii="Times New Roman" w:hAnsi="Times New Roman" w:cs="Times New Roman"/>
+              <w:b/>
+              <w:bCs/>
               <w:color w:val="0E2841" w:themeColor="text2"/>
             </w:rPr>
             <w:t xml:space="preserve"> Of </w:t>
@@ -581,13 +611,14 @@
           <w:r>
             <w:rPr>
               <w:rFonts w:ascii="Times New Roman" w:hAnsi="Times New Roman" w:cs="Times New Roman"/>
+              <w:b/>
+              <w:bCs/>
               <w:color w:val="0E2841" w:themeColor="text2"/>
             </w:rPr>
             <w:t>Contents</w:t>
           </w:r>
           <w:proofErr w:type="spellEnd"/>
         </w:p>
-        <w:p/>
         <w:p>
           <w:pPr>
             <w:pStyle w:val="T1"/>
@@ -597,93 +628,63 @@
               <w:bCs w:val="0"/>
               <w:color w:val="auto"/>
               <w:kern w:val="2"/>
-              <w:sz w:val="24"/>
-              <w:szCs w:val="24"/>
               <w14:ligatures w14:val="standardContextual"/>
             </w:rPr>
           </w:pPr>
           <w:r>
-            <w:rPr>
-              <w:sz w:val="24"/>
-              <w:szCs w:val="24"/>
-            </w:rPr>
             <w:fldChar w:fldCharType="begin"/>
           </w:r>
           <w:r>
-            <w:rPr>
-              <w:sz w:val="24"/>
-              <w:szCs w:val="24"/>
-            </w:rPr>
             <w:instrText xml:space="preserve"> TOC \o "1-3" \h \z \u </w:instrText>
           </w:r>
           <w:r>
-            <w:rPr>
-              <w:sz w:val="24"/>
-              <w:szCs w:val="24"/>
-            </w:rPr>
             <w:fldChar w:fldCharType="separate"/>
           </w:r>
-          <w:hyperlink w:anchor="_Toc235288171" w:history="1">
+          <w:hyperlink w:anchor="_Toc235362028" w:history="1">
             <w:r>
               <w:rPr>
                 <w:rStyle w:val="Kpr"/>
-                <w:sz w:val="24"/>
-                <w:szCs w:val="24"/>
               </w:rPr>
               <w:t>1. Requirement Analysis</w:t>
             </w:r>
             <w:r>
               <w:rPr>
                 <w:webHidden/>
-                <w:sz w:val="24"/>
-                <w:szCs w:val="24"/>
               </w:rPr>
               <w:tab/>
             </w:r>
             <w:r>
               <w:rPr>
                 <w:webHidden/>
-                <w:sz w:val="24"/>
-                <w:szCs w:val="24"/>
               </w:rPr>
               <w:fldChar w:fldCharType="begin"/>
             </w:r>
             <w:r>
               <w:rPr>
                 <w:webHidden/>
-                <w:sz w:val="24"/>
-                <w:szCs w:val="24"/>
-              </w:rPr>
-              <w:instrText xml:space="preserve"> PAGEREF _Toc235288171 \h </w:instrText>
+              </w:rPr>
+              <w:instrText xml:space="preserve"> PAGEREF _Toc235362028 \h </w:instrText>
             </w:r>
             <w:r>
               <w:rPr>
                 <w:webHidden/>
-                <w:sz w:val="24"/>
-                <w:szCs w:val="24"/>
               </w:rPr>
             </w:r>
             <w:r>
               <w:rPr>
                 <w:webHidden/>
-                <w:sz w:val="24"/>
-                <w:szCs w:val="24"/>
               </w:rPr>
               <w:fldChar w:fldCharType="separate"/>
             </w:r>
             <w:r>
               <w:rPr>
                 <w:webHidden/>
-                <w:sz w:val="24"/>
-                <w:szCs w:val="24"/>
               </w:rPr>
               <w:t>3</w:t>
             </w:r>
             <w:r>
               <w:rPr>
                 <w:webHidden/>
-                <w:sz w:val="24"/>
-                <w:szCs w:val="24"/>
               </w:rPr>
               <w:fldChar w:fldCharType="end"/>
             </w:r>
@@ -699,16 +700,20 @@
               <w:rFonts w:asciiTheme="minorHAnsi" w:eastAsiaTheme="minorEastAsia" w:hAnsiTheme="minorHAnsi" w:cstheme="minorBidi"/>
               <w:noProof/>
               <w:kern w:val="2"/>
+              <w:sz w:val="22"/>
+              <w:szCs w:val="22"/>
               <w14:ligatures w14:val="standardContextual"/>
             </w:rPr>
           </w:pPr>
-          <w:hyperlink w:anchor="_Toc235288172" w:history="1">
+          <w:hyperlink w:anchor="_Toc235362029" w:history="1">
             <w:r>
               <w:rPr>
                 <w:rStyle w:val="Kpr"/>
                 <w:b/>
                 <w:bCs/>
                 <w:noProof/>
+                <w:sz w:val="22"/>
+                <w:szCs w:val="22"/>
               </w:rPr>
               <w:t>1.1 Project Objective</w:t>
             </w:r>
@@ -716,6 +721,8 @@
               <w:rPr>
                 <w:noProof/>
                 <w:webHidden/>
+                <w:sz w:val="22"/>
+                <w:szCs w:val="22"/>
               </w:rPr>
               <w:tab/>
             </w:r>
@@ -723,6 +730,8 @@
               <w:rPr>
                 <w:noProof/>
                 <w:webHidden/>
+                <w:sz w:val="22"/>
+                <w:szCs w:val="22"/>
               </w:rPr>
               <w:fldChar w:fldCharType="begin"/>
             </w:r>
@@ -730,19 +739,25 @@
               <w:rPr>
                 <w:noProof/>
                 <w:webHidden/>
-              </w:rPr>
-              <w:instrText xml:space="preserve"> PAGEREF _Toc235288172 \h </w:instrText>
+                <w:sz w:val="22"/>
+                <w:szCs w:val="22"/>
+              </w:rPr>
+              <w:instrText xml:space="preserve"> PAGEREF _Toc235362029 \h </w:instrText>
             </w:r>
             <w:r>
               <w:rPr>
                 <w:noProof/>
                 <w:webHidden/>
+                <w:sz w:val="22"/>
+                <w:szCs w:val="22"/>
               </w:rPr>
             </w:r>
             <w:r>
               <w:rPr>
                 <w:noProof/>
                 <w:webHidden/>
+                <w:sz w:val="22"/>
+                <w:szCs w:val="22"/>
               </w:rPr>
               <w:fldChar w:fldCharType="separate"/>
             </w:r>
@@ -750,6 +765,8 @@
               <w:rPr>
                 <w:noProof/>
                 <w:webHidden/>
+                <w:sz w:val="22"/>
+                <w:szCs w:val="22"/>
               </w:rPr>
               <w:t>3</w:t>
             </w:r>
@@ -757,6 +774,8 @@
               <w:rPr>
                 <w:noProof/>
                 <w:webHidden/>
+                <w:sz w:val="22"/>
+                <w:szCs w:val="22"/>
               </w:rPr>
               <w:fldChar w:fldCharType="end"/>
             </w:r>
@@ -772,16 +791,20 @@
               <w:rFonts w:asciiTheme="minorHAnsi" w:eastAsiaTheme="minorEastAsia" w:hAnsiTheme="minorHAnsi" w:cstheme="minorBidi"/>
               <w:noProof/>
               <w:kern w:val="2"/>
+              <w:sz w:val="22"/>
+              <w:szCs w:val="22"/>
               <w14:ligatures w14:val="standardContextual"/>
             </w:rPr>
           </w:pPr>
-          <w:hyperlink w:anchor="_Toc235288173" w:history="1">
+          <w:hyperlink w:anchor="_Toc235362030" w:history="1">
             <w:r>
               <w:rPr>
                 <w:rStyle w:val="Kpr"/>
                 <w:b/>
                 <w:bCs/>
                 <w:noProof/>
+                <w:sz w:val="22"/>
+                <w:szCs w:val="22"/>
               </w:rPr>
               <w:t>1.2 Documented Business-Rule Assumptions</w:t>
             </w:r>
@@ -789,6 +812,8 @@
               <w:rPr>
                 <w:noProof/>
                 <w:webHidden/>
+                <w:sz w:val="22"/>
+                <w:szCs w:val="22"/>
               </w:rPr>
               <w:tab/>
             </w:r>
@@ -796,6 +821,8 @@
               <w:rPr>
                 <w:noProof/>
                 <w:webHidden/>
+                <w:sz w:val="22"/>
+                <w:szCs w:val="22"/>
               </w:rPr>
               <w:fldChar w:fldCharType="begin"/>
             </w:r>
@@ -803,19 +830,25 @@
               <w:rPr>
                 <w:noProof/>
                 <w:webHidden/>
-              </w:rPr>
-              <w:instrText xml:space="preserve"> PAGEREF _Toc235288173 \h </w:instrText>
+                <w:sz w:val="22"/>
+                <w:szCs w:val="22"/>
+              </w:rPr>
+              <w:instrText xml:space="preserve"> PAGEREF _Toc235362030 \h </w:instrText>
             </w:r>
             <w:r>
               <w:rPr>
                 <w:noProof/>
                 <w:webHidden/>
+                <w:sz w:val="22"/>
+                <w:szCs w:val="22"/>
               </w:rPr>
             </w:r>
             <w:r>
               <w:rPr>
                 <w:noProof/>
                 <w:webHidden/>
+                <w:sz w:val="22"/>
+                <w:szCs w:val="22"/>
               </w:rPr>
               <w:fldChar w:fldCharType="separate"/>
             </w:r>
@@ -823,6 +856,8 @@
               <w:rPr>
                 <w:noProof/>
                 <w:webHidden/>
+                <w:sz w:val="22"/>
+                <w:szCs w:val="22"/>
               </w:rPr>
               <w:t>3</w:t>
             </w:r>
@@ -830,6 +865,8 @@
               <w:rPr>
                 <w:noProof/>
                 <w:webHidden/>
+                <w:sz w:val="22"/>
+                <w:szCs w:val="22"/>
               </w:rPr>
               <w:fldChar w:fldCharType="end"/>
             </w:r>
@@ -845,16 +882,20 @@
               <w:rFonts w:asciiTheme="minorHAnsi" w:eastAsiaTheme="minorEastAsia" w:hAnsiTheme="minorHAnsi" w:cstheme="minorBidi"/>
               <w:noProof/>
               <w:kern w:val="2"/>
+              <w:sz w:val="22"/>
+              <w:szCs w:val="22"/>
               <w14:ligatures w14:val="standardContextual"/>
             </w:rPr>
           </w:pPr>
-          <w:hyperlink w:anchor="_Toc235288174" w:history="1">
+          <w:hyperlink w:anchor="_Toc235362031" w:history="1">
             <w:r>
               <w:rPr>
                 <w:rStyle w:val="Kpr"/>
                 <w:b/>
                 <w:bCs/>
                 <w:noProof/>
+                <w:sz w:val="22"/>
+                <w:szCs w:val="22"/>
               </w:rPr>
               <w:t>1.3 Major System Users and Information Needs</w:t>
             </w:r>
@@ -862,6 +903,8 @@
               <w:rPr>
                 <w:noProof/>
                 <w:webHidden/>
+                <w:sz w:val="22"/>
+                <w:szCs w:val="22"/>
               </w:rPr>
               <w:tab/>
             </w:r>
@@ -869,6 +912,8 @@
               <w:rPr>
                 <w:noProof/>
                 <w:webHidden/>
+                <w:sz w:val="22"/>
+                <w:szCs w:val="22"/>
               </w:rPr>
               <w:fldChar w:fldCharType="begin"/>
             </w:r>
@@ -876,19 +921,25 @@
               <w:rPr>
                 <w:noProof/>
                 <w:webHidden/>
-              </w:rPr>
-              <w:instrText xml:space="preserve"> PAGEREF _Toc235288174 \h </w:instrText>
+                <w:sz w:val="22"/>
+                <w:szCs w:val="22"/>
+              </w:rPr>
+              <w:instrText xml:space="preserve"> PAGEREF _Toc235362031 \h </w:instrText>
             </w:r>
             <w:r>
               <w:rPr>
                 <w:noProof/>
                 <w:webHidden/>
+                <w:sz w:val="22"/>
+                <w:szCs w:val="22"/>
               </w:rPr>
             </w:r>
             <w:r>
               <w:rPr>
                 <w:noProof/>
                 <w:webHidden/>
+                <w:sz w:val="22"/>
+                <w:szCs w:val="22"/>
               </w:rPr>
               <w:fldChar w:fldCharType="separate"/>
             </w:r>
@@ -896,6 +947,8 @@
               <w:rPr>
                 <w:noProof/>
                 <w:webHidden/>
+                <w:sz w:val="22"/>
+                <w:szCs w:val="22"/>
               </w:rPr>
               <w:t>4</w:t>
             </w:r>
@@ -903,6 +956,8 @@
               <w:rPr>
                 <w:noProof/>
                 <w:webHidden/>
+                <w:sz w:val="22"/>
+                <w:szCs w:val="22"/>
               </w:rPr>
               <w:fldChar w:fldCharType="end"/>
             </w:r>
@@ -918,16 +973,20 @@
               <w:rFonts w:asciiTheme="minorHAnsi" w:eastAsiaTheme="minorEastAsia" w:hAnsiTheme="minorHAnsi" w:cstheme="minorBidi"/>
               <w:noProof/>
               <w:kern w:val="2"/>
+              <w:sz w:val="22"/>
+              <w:szCs w:val="22"/>
               <w14:ligatures w14:val="standardContextual"/>
             </w:rPr>
           </w:pPr>
-          <w:hyperlink w:anchor="_Toc235288175" w:history="1">
+          <w:hyperlink w:anchor="_Toc235362032" w:history="1">
             <w:r>
               <w:rPr>
                 <w:rStyle w:val="Kpr"/>
                 <w:b/>
                 <w:bCs/>
                 <w:noProof/>
+                <w:sz w:val="22"/>
+                <w:szCs w:val="22"/>
               </w:rPr>
               <w:t>1.4 Scope Boundaries — What the System Does NOT Manage</w:t>
             </w:r>
@@ -935,6 +994,8 @@
               <w:rPr>
                 <w:noProof/>
                 <w:webHidden/>
+                <w:sz w:val="22"/>
+                <w:szCs w:val="22"/>
               </w:rPr>
               <w:tab/>
             </w:r>
@@ -942,6 +1003,8 @@
               <w:rPr>
                 <w:noProof/>
                 <w:webHidden/>
+                <w:sz w:val="22"/>
+                <w:szCs w:val="22"/>
               </w:rPr>
               <w:fldChar w:fldCharType="begin"/>
             </w:r>
@@ -949,19 +1012,25 @@
               <w:rPr>
                 <w:noProof/>
                 <w:webHidden/>
-              </w:rPr>
-              <w:instrText xml:space="preserve"> PAGEREF _Toc235288175 \h </w:instrText>
+                <w:sz w:val="22"/>
+                <w:szCs w:val="22"/>
+              </w:rPr>
+              <w:instrText xml:space="preserve"> PAGEREF _Toc235362032 \h </w:instrText>
             </w:r>
             <w:r>
               <w:rPr>
                 <w:noProof/>
                 <w:webHidden/>
+                <w:sz w:val="22"/>
+                <w:szCs w:val="22"/>
               </w:rPr>
             </w:r>
             <w:r>
               <w:rPr>
                 <w:noProof/>
                 <w:webHidden/>
+                <w:sz w:val="22"/>
+                <w:szCs w:val="22"/>
               </w:rPr>
               <w:fldChar w:fldCharType="separate"/>
             </w:r>
@@ -969,6 +1038,8 @@
               <w:rPr>
                 <w:noProof/>
                 <w:webHidden/>
+                <w:sz w:val="22"/>
+                <w:szCs w:val="22"/>
               </w:rPr>
               <w:t>4</w:t>
             </w:r>
@@ -976,6 +1047,8 @@
               <w:rPr>
                 <w:noProof/>
                 <w:webHidden/>
+                <w:sz w:val="22"/>
+                <w:szCs w:val="22"/>
               </w:rPr>
               <w:fldChar w:fldCharType="end"/>
             </w:r>
@@ -990,72 +1063,54 @@
               <w:bCs w:val="0"/>
               <w:color w:val="auto"/>
               <w:kern w:val="2"/>
-              <w:sz w:val="24"/>
-              <w:szCs w:val="24"/>
               <w14:ligatures w14:val="standardContextual"/>
             </w:rPr>
           </w:pPr>
-          <w:hyperlink w:anchor="_Toc235288176" w:history="1">
+          <w:hyperlink w:anchor="_Toc235362033" w:history="1">
             <w:r>
               <w:rPr>
                 <w:rStyle w:val="Kpr"/>
-                <w:sz w:val="24"/>
-                <w:szCs w:val="24"/>
               </w:rPr>
               <w:t>2. Conceptual Design — EER Diagram</w:t>
             </w:r>
             <w:r>
               <w:rPr>
                 <w:webHidden/>
-                <w:sz w:val="24"/>
-                <w:szCs w:val="24"/>
               </w:rPr>
               <w:tab/>
             </w:r>
             <w:r>
               <w:rPr>
                 <w:webHidden/>
-                <w:sz w:val="24"/>
-                <w:szCs w:val="24"/>
               </w:rPr>
               <w:fldChar w:fldCharType="begin"/>
             </w:r>
             <w:r>
               <w:rPr>
                 <w:webHidden/>
-                <w:sz w:val="24"/>
-                <w:szCs w:val="24"/>
-              </w:rPr>
-              <w:instrText xml:space="preserve"> PAGEREF _Toc235288176 \h </w:instrText>
+              </w:rPr>
+              <w:instrText xml:space="preserve"> PAGEREF _Toc235362033 \h </w:instrText>
             </w:r>
             <w:r>
               <w:rPr>
                 <w:webHidden/>
-                <w:sz w:val="24"/>
-                <w:szCs w:val="24"/>
               </w:rPr>
             </w:r>
             <w:r>
               <w:rPr>
                 <w:webHidden/>
-                <w:sz w:val="24"/>
-                <w:szCs w:val="24"/>
               </w:rPr>
               <w:fldChar w:fldCharType="separate"/>
             </w:r>
             <w:r>
               <w:rPr>
                 <w:webHidden/>
-                <w:sz w:val="24"/>
-                <w:szCs w:val="24"/>
               </w:rPr>
               <w:t>4</w:t>
             </w:r>
             <w:r>
               <w:rPr>
                 <w:webHidden/>
-                <w:sz w:val="24"/>
-                <w:szCs w:val="24"/>
               </w:rPr>
               <w:fldChar w:fldCharType="end"/>
             </w:r>
@@ -1071,16 +1126,20 @@
               <w:rFonts w:asciiTheme="minorHAnsi" w:eastAsiaTheme="minorEastAsia" w:hAnsiTheme="minorHAnsi" w:cstheme="minorBidi"/>
               <w:noProof/>
               <w:kern w:val="2"/>
+              <w:sz w:val="22"/>
+              <w:szCs w:val="22"/>
               <w14:ligatures w14:val="standardContextual"/>
             </w:rPr>
           </w:pPr>
-          <w:hyperlink w:anchor="_Toc235288177" w:history="1">
+          <w:hyperlink w:anchor="_Toc235362034" w:history="1">
             <w:r>
               <w:rPr>
                 <w:rStyle w:val="Kpr"/>
                 <w:b/>
                 <w:bCs/>
                 <w:noProof/>
+                <w:sz w:val="22"/>
+                <w:szCs w:val="22"/>
               </w:rPr>
               <w:t>2.1 Specialization Hierarchies and Constraints</w:t>
             </w:r>
@@ -1088,6 +1147,8 @@
               <w:rPr>
                 <w:noProof/>
                 <w:webHidden/>
+                <w:sz w:val="22"/>
+                <w:szCs w:val="22"/>
               </w:rPr>
               <w:tab/>
             </w:r>
@@ -1095,6 +1156,8 @@
               <w:rPr>
                 <w:noProof/>
                 <w:webHidden/>
+                <w:sz w:val="22"/>
+                <w:szCs w:val="22"/>
               </w:rPr>
               <w:fldChar w:fldCharType="begin"/>
             </w:r>
@@ -1102,19 +1165,25 @@
               <w:rPr>
                 <w:noProof/>
                 <w:webHidden/>
-              </w:rPr>
-              <w:instrText xml:space="preserve"> PAGEREF _Toc235288177 \h </w:instrText>
+                <w:sz w:val="22"/>
+                <w:szCs w:val="22"/>
+              </w:rPr>
+              <w:instrText xml:space="preserve"> PAGEREF _Toc235362034 \h </w:instrText>
             </w:r>
             <w:r>
               <w:rPr>
                 <w:noProof/>
                 <w:webHidden/>
+                <w:sz w:val="22"/>
+                <w:szCs w:val="22"/>
               </w:rPr>
             </w:r>
             <w:r>
               <w:rPr>
                 <w:noProof/>
                 <w:webHidden/>
+                <w:sz w:val="22"/>
+                <w:szCs w:val="22"/>
               </w:rPr>
               <w:fldChar w:fldCharType="separate"/>
             </w:r>
@@ -1122,6 +1191,8 @@
               <w:rPr>
                 <w:noProof/>
                 <w:webHidden/>
+                <w:sz w:val="22"/>
+                <w:szCs w:val="22"/>
               </w:rPr>
               <w:t>5</w:t>
             </w:r>
@@ -1129,6 +1200,8 @@
               <w:rPr>
                 <w:noProof/>
                 <w:webHidden/>
+                <w:sz w:val="22"/>
+                <w:szCs w:val="22"/>
               </w:rPr>
               <w:fldChar w:fldCharType="end"/>
             </w:r>
@@ -1144,16 +1217,20 @@
               <w:rFonts w:asciiTheme="minorHAnsi" w:eastAsiaTheme="minorEastAsia" w:hAnsiTheme="minorHAnsi" w:cstheme="minorBidi"/>
               <w:noProof/>
               <w:kern w:val="2"/>
+              <w:sz w:val="22"/>
+              <w:szCs w:val="22"/>
               <w14:ligatures w14:val="standardContextual"/>
             </w:rPr>
           </w:pPr>
-          <w:hyperlink w:anchor="_Toc235288178" w:history="1">
+          <w:hyperlink w:anchor="_Toc235362035" w:history="1">
             <w:r>
               <w:rPr>
                 <w:rStyle w:val="Kpr"/>
                 <w:b/>
                 <w:bCs/>
                 <w:noProof/>
+                <w:sz w:val="22"/>
+                <w:szCs w:val="22"/>
               </w:rPr>
               <w:t>2.2 Other Notable EER Constructs</w:t>
             </w:r>
@@ -1161,6 +1238,8 @@
               <w:rPr>
                 <w:noProof/>
                 <w:webHidden/>
+                <w:sz w:val="22"/>
+                <w:szCs w:val="22"/>
               </w:rPr>
               <w:tab/>
             </w:r>
@@ -1168,6 +1247,8 @@
               <w:rPr>
                 <w:noProof/>
                 <w:webHidden/>
+                <w:sz w:val="22"/>
+                <w:szCs w:val="22"/>
               </w:rPr>
               <w:fldChar w:fldCharType="begin"/>
             </w:r>
@@ -1175,19 +1256,25 @@
               <w:rPr>
                 <w:noProof/>
                 <w:webHidden/>
-              </w:rPr>
-              <w:instrText xml:space="preserve"> PAGEREF _Toc235288178 \h </w:instrText>
+                <w:sz w:val="22"/>
+                <w:szCs w:val="22"/>
+              </w:rPr>
+              <w:instrText xml:space="preserve"> PAGEREF _Toc235362035 \h </w:instrText>
             </w:r>
             <w:r>
               <w:rPr>
                 <w:noProof/>
                 <w:webHidden/>
+                <w:sz w:val="22"/>
+                <w:szCs w:val="22"/>
               </w:rPr>
             </w:r>
             <w:r>
               <w:rPr>
                 <w:noProof/>
                 <w:webHidden/>
+                <w:sz w:val="22"/>
+                <w:szCs w:val="22"/>
               </w:rPr>
               <w:fldChar w:fldCharType="separate"/>
             </w:r>
@@ -1195,12 +1282,78 @@
               <w:rPr>
                 <w:noProof/>
                 <w:webHidden/>
+                <w:sz w:val="22"/>
+                <w:szCs w:val="22"/>
               </w:rPr>
               <w:t>6</w:t>
             </w:r>
             <w:r>
               <w:rPr>
                 <w:noProof/>
+                <w:webHidden/>
+                <w:sz w:val="22"/>
+                <w:szCs w:val="22"/>
+              </w:rPr>
+              <w:fldChar w:fldCharType="end"/>
+            </w:r>
+          </w:hyperlink>
+        </w:p>
+        <w:p>
+          <w:pPr>
+            <w:pStyle w:val="T1"/>
+            <w:rPr>
+              <w:rFonts w:asciiTheme="minorHAnsi" w:eastAsiaTheme="minorEastAsia" w:hAnsiTheme="minorHAnsi" w:cstheme="minorBidi"/>
+              <w:b w:val="0"/>
+              <w:bCs w:val="0"/>
+              <w:color w:val="auto"/>
+              <w:kern w:val="2"/>
+              <w14:ligatures w14:val="standardContextual"/>
+            </w:rPr>
+          </w:pPr>
+          <w:hyperlink w:anchor="_Toc235362036" w:history="1">
+            <w:r>
+              <w:rPr>
+                <w:rStyle w:val="Kpr"/>
+              </w:rPr>
+              <w:t>3. Mapping the EER Model to the Relational Model</w:t>
+            </w:r>
+            <w:r>
+              <w:rPr>
+                <w:webHidden/>
+              </w:rPr>
+              <w:tab/>
+            </w:r>
+            <w:r>
+              <w:rPr>
+                <w:webHidden/>
+              </w:rPr>
+              <w:fldChar w:fldCharType="begin"/>
+            </w:r>
+            <w:r>
+              <w:rPr>
+                <w:webHidden/>
+              </w:rPr>
+              <w:instrText xml:space="preserve"> PAGEREF _Toc235362036 \h </w:instrText>
+            </w:r>
+            <w:r>
+              <w:rPr>
+                <w:webHidden/>
+              </w:rPr>
+            </w:r>
+            <w:r>
+              <w:rPr>
+                <w:webHidden/>
+              </w:rPr>
+              <w:fldChar w:fldCharType="separate"/>
+            </w:r>
+            <w:r>
+              <w:rPr>
+                <w:webHidden/>
+              </w:rPr>
+              <w:t>7</w:t>
+            </w:r>
+            <w:r>
+              <w:rPr>
                 <w:webHidden/>
               </w:rPr>
               <w:fldChar w:fldCharType="end"/>
@@ -1217,16 +1370,20 @@
               <w:rFonts w:asciiTheme="minorHAnsi" w:eastAsiaTheme="minorEastAsia" w:hAnsiTheme="minorHAnsi" w:cstheme="minorBidi"/>
               <w:noProof/>
               <w:kern w:val="2"/>
+              <w:sz w:val="22"/>
+              <w:szCs w:val="22"/>
               <w14:ligatures w14:val="standardContextual"/>
             </w:rPr>
           </w:pPr>
-          <w:hyperlink w:anchor="_Toc235288179" w:history="1">
+          <w:hyperlink w:anchor="_Toc235362037" w:history="1">
             <w:r>
               <w:rPr>
                 <w:rStyle w:val="Kpr"/>
                 <w:b/>
                 <w:bCs/>
                 <w:noProof/>
+                <w:sz w:val="22"/>
+                <w:szCs w:val="22"/>
               </w:rPr>
               <w:t>3.1 Mapping Strategy</w:t>
             </w:r>
@@ -1234,6 +1391,8 @@
               <w:rPr>
                 <w:noProof/>
                 <w:webHidden/>
+                <w:sz w:val="22"/>
+                <w:szCs w:val="22"/>
               </w:rPr>
               <w:tab/>
             </w:r>
@@ -1241,6 +1400,8 @@
               <w:rPr>
                 <w:noProof/>
                 <w:webHidden/>
+                <w:sz w:val="22"/>
+                <w:szCs w:val="22"/>
               </w:rPr>
               <w:fldChar w:fldCharType="begin"/>
             </w:r>
@@ -1248,19 +1409,25 @@
               <w:rPr>
                 <w:noProof/>
                 <w:webHidden/>
-              </w:rPr>
-              <w:instrText xml:space="preserve"> PAGEREF _Toc235288179 \h </w:instrText>
+                <w:sz w:val="22"/>
+                <w:szCs w:val="22"/>
+              </w:rPr>
+              <w:instrText xml:space="preserve"> PAGEREF _Toc235362037 \h </w:instrText>
             </w:r>
             <w:r>
               <w:rPr>
                 <w:noProof/>
                 <w:webHidden/>
+                <w:sz w:val="22"/>
+                <w:szCs w:val="22"/>
               </w:rPr>
             </w:r>
             <w:r>
               <w:rPr>
                 <w:noProof/>
                 <w:webHidden/>
+                <w:sz w:val="22"/>
+                <w:szCs w:val="22"/>
               </w:rPr>
               <w:fldChar w:fldCharType="separate"/>
             </w:r>
@@ -1268,6 +1435,8 @@
               <w:rPr>
                 <w:noProof/>
                 <w:webHidden/>
+                <w:sz w:val="22"/>
+                <w:szCs w:val="22"/>
               </w:rPr>
               <w:t>7</w:t>
             </w:r>
@@ -1275,6 +1444,8 @@
               <w:rPr>
                 <w:noProof/>
                 <w:webHidden/>
+                <w:sz w:val="22"/>
+                <w:szCs w:val="22"/>
               </w:rPr>
               <w:fldChar w:fldCharType="end"/>
             </w:r>
@@ -1290,16 +1461,20 @@
               <w:rFonts w:asciiTheme="minorHAnsi" w:eastAsiaTheme="minorEastAsia" w:hAnsiTheme="minorHAnsi" w:cstheme="minorBidi"/>
               <w:noProof/>
               <w:kern w:val="2"/>
+              <w:sz w:val="22"/>
+              <w:szCs w:val="22"/>
               <w14:ligatures w14:val="standardContextual"/>
             </w:rPr>
           </w:pPr>
-          <w:hyperlink w:anchor="_Toc235288180" w:history="1">
+          <w:hyperlink w:anchor="_Toc235362038" w:history="1">
             <w:r>
               <w:rPr>
                 <w:rStyle w:val="Kpr"/>
                 <w:b/>
                 <w:bCs/>
                 <w:noProof/>
+                <w:sz w:val="22"/>
+                <w:szCs w:val="22"/>
               </w:rPr>
               <w:t>3.2 Relational Schemas (Primary/Foreign Keys and Referential Actions)</w:t>
             </w:r>
@@ -1307,6 +1482,8 @@
               <w:rPr>
                 <w:noProof/>
                 <w:webHidden/>
+                <w:sz w:val="22"/>
+                <w:szCs w:val="22"/>
               </w:rPr>
               <w:tab/>
             </w:r>
@@ -1314,6 +1491,8 @@
               <w:rPr>
                 <w:noProof/>
                 <w:webHidden/>
+                <w:sz w:val="22"/>
+                <w:szCs w:val="22"/>
               </w:rPr>
               <w:fldChar w:fldCharType="begin"/>
             </w:r>
@@ -1321,19 +1500,25 @@
               <w:rPr>
                 <w:noProof/>
                 <w:webHidden/>
-              </w:rPr>
-              <w:instrText xml:space="preserve"> PAGEREF _Toc235288180 \h </w:instrText>
+                <w:sz w:val="22"/>
+                <w:szCs w:val="22"/>
+              </w:rPr>
+              <w:instrText xml:space="preserve"> PAGEREF _Toc235362038 \h </w:instrText>
             </w:r>
             <w:r>
               <w:rPr>
                 <w:noProof/>
                 <w:webHidden/>
+                <w:sz w:val="22"/>
+                <w:szCs w:val="22"/>
               </w:rPr>
             </w:r>
             <w:r>
               <w:rPr>
                 <w:noProof/>
                 <w:webHidden/>
+                <w:sz w:val="22"/>
+                <w:szCs w:val="22"/>
               </w:rPr>
               <w:fldChar w:fldCharType="separate"/>
             </w:r>
@@ -1341,6 +1526,8 @@
               <w:rPr>
                 <w:noProof/>
                 <w:webHidden/>
+                <w:sz w:val="22"/>
+                <w:szCs w:val="22"/>
               </w:rPr>
               <w:t>7</w:t>
             </w:r>
@@ -1348,6 +1535,8 @@
               <w:rPr>
                 <w:noProof/>
                 <w:webHidden/>
+                <w:sz w:val="22"/>
+                <w:szCs w:val="22"/>
               </w:rPr>
               <w:fldChar w:fldCharType="end"/>
             </w:r>
@@ -1363,16 +1552,20 @@
               <w:rFonts w:asciiTheme="minorHAnsi" w:eastAsiaTheme="minorEastAsia" w:hAnsiTheme="minorHAnsi" w:cstheme="minorBidi"/>
               <w:noProof/>
               <w:kern w:val="2"/>
+              <w:sz w:val="22"/>
+              <w:szCs w:val="22"/>
               <w14:ligatures w14:val="standardContextual"/>
             </w:rPr>
           </w:pPr>
-          <w:hyperlink w:anchor="_Toc235288181" w:history="1">
+          <w:hyperlink w:anchor="_Toc235362039" w:history="1">
             <w:r>
               <w:rPr>
                 <w:rStyle w:val="Kpr"/>
                 <w:b/>
                 <w:bCs/>
                 <w:noProof/>
+                <w:sz w:val="22"/>
+                <w:szCs w:val="22"/>
               </w:rPr>
               <w:t>3.3 Candidate / Alternate Keys</w:t>
             </w:r>
@@ -1380,6 +1573,8 @@
               <w:rPr>
                 <w:noProof/>
                 <w:webHidden/>
+                <w:sz w:val="22"/>
+                <w:szCs w:val="22"/>
               </w:rPr>
               <w:tab/>
             </w:r>
@@ -1387,6 +1582,8 @@
               <w:rPr>
                 <w:noProof/>
                 <w:webHidden/>
+                <w:sz w:val="22"/>
+                <w:szCs w:val="22"/>
               </w:rPr>
               <w:fldChar w:fldCharType="begin"/>
             </w:r>
@@ -1394,19 +1591,25 @@
               <w:rPr>
                 <w:noProof/>
                 <w:webHidden/>
-              </w:rPr>
-              <w:instrText xml:space="preserve"> PAGEREF _Toc235288181 \h </w:instrText>
+                <w:sz w:val="22"/>
+                <w:szCs w:val="22"/>
+              </w:rPr>
+              <w:instrText xml:space="preserve"> PAGEREF _Toc235362039 \h </w:instrText>
             </w:r>
             <w:r>
               <w:rPr>
                 <w:noProof/>
                 <w:webHidden/>
+                <w:sz w:val="22"/>
+                <w:szCs w:val="22"/>
               </w:rPr>
             </w:r>
             <w:r>
               <w:rPr>
                 <w:noProof/>
                 <w:webHidden/>
+                <w:sz w:val="22"/>
+                <w:szCs w:val="22"/>
               </w:rPr>
               <w:fldChar w:fldCharType="separate"/>
             </w:r>
@@ -1414,6 +1617,8 @@
               <w:rPr>
                 <w:noProof/>
                 <w:webHidden/>
+                <w:sz w:val="22"/>
+                <w:szCs w:val="22"/>
               </w:rPr>
               <w:t>8</w:t>
             </w:r>
@@ -1421,6 +1626,8 @@
               <w:rPr>
                 <w:noProof/>
                 <w:webHidden/>
+                <w:sz w:val="22"/>
+                <w:szCs w:val="22"/>
               </w:rPr>
               <w:fldChar w:fldCharType="end"/>
             </w:r>
@@ -1436,16 +1643,20 @@
               <w:rFonts w:asciiTheme="minorHAnsi" w:eastAsiaTheme="minorEastAsia" w:hAnsiTheme="minorHAnsi" w:cstheme="minorBidi"/>
               <w:noProof/>
               <w:kern w:val="2"/>
+              <w:sz w:val="22"/>
+              <w:szCs w:val="22"/>
               <w14:ligatures w14:val="standardContextual"/>
             </w:rPr>
           </w:pPr>
-          <w:hyperlink w:anchor="_Toc235288182" w:history="1">
+          <w:hyperlink w:anchor="_Toc235362040" w:history="1">
             <w:r>
               <w:rPr>
                 <w:rStyle w:val="Kpr"/>
                 <w:b/>
                 <w:bCs/>
                 <w:noProof/>
+                <w:sz w:val="22"/>
+                <w:szCs w:val="22"/>
               </w:rPr>
               <w:t>3.4 Specialization Mapping Notes</w:t>
             </w:r>
@@ -1453,6 +1664,8 @@
               <w:rPr>
                 <w:noProof/>
                 <w:webHidden/>
+                <w:sz w:val="22"/>
+                <w:szCs w:val="22"/>
               </w:rPr>
               <w:tab/>
             </w:r>
@@ -1460,6 +1673,8 @@
               <w:rPr>
                 <w:noProof/>
                 <w:webHidden/>
+                <w:sz w:val="22"/>
+                <w:szCs w:val="22"/>
               </w:rPr>
               <w:fldChar w:fldCharType="begin"/>
             </w:r>
@@ -1467,19 +1682,25 @@
               <w:rPr>
                 <w:noProof/>
                 <w:webHidden/>
-              </w:rPr>
-              <w:instrText xml:space="preserve"> PAGEREF _Toc235288182 \h </w:instrText>
+                <w:sz w:val="22"/>
+                <w:szCs w:val="22"/>
+              </w:rPr>
+              <w:instrText xml:space="preserve"> PAGEREF _Toc235362040 \h </w:instrText>
             </w:r>
             <w:r>
               <w:rPr>
                 <w:noProof/>
                 <w:webHidden/>
+                <w:sz w:val="22"/>
+                <w:szCs w:val="22"/>
               </w:rPr>
             </w:r>
             <w:r>
               <w:rPr>
                 <w:noProof/>
                 <w:webHidden/>
+                <w:sz w:val="22"/>
+                <w:szCs w:val="22"/>
               </w:rPr>
               <w:fldChar w:fldCharType="separate"/>
             </w:r>
@@ -1487,6 +1708,8 @@
               <w:rPr>
                 <w:noProof/>
                 <w:webHidden/>
+                <w:sz w:val="22"/>
+                <w:szCs w:val="22"/>
               </w:rPr>
               <w:t>8</w:t>
             </w:r>
@@ -1494,6 +1717,8 @@
               <w:rPr>
                 <w:noProof/>
                 <w:webHidden/>
+                <w:sz w:val="22"/>
+                <w:szCs w:val="22"/>
               </w:rPr>
               <w:fldChar w:fldCharType="end"/>
             </w:r>
@@ -1509,16 +1734,20 @@
               <w:rFonts w:asciiTheme="minorHAnsi" w:eastAsiaTheme="minorEastAsia" w:hAnsiTheme="minorHAnsi" w:cstheme="minorBidi"/>
               <w:noProof/>
               <w:kern w:val="2"/>
+              <w:sz w:val="22"/>
+              <w:szCs w:val="22"/>
               <w14:ligatures w14:val="standardContextual"/>
             </w:rPr>
           </w:pPr>
-          <w:hyperlink w:anchor="_Toc235288183" w:history="1">
+          <w:hyperlink w:anchor="_Toc235362041" w:history="1">
             <w:r>
               <w:rPr>
                 <w:rStyle w:val="Kpr"/>
                 <w:b/>
                 <w:bCs/>
                 <w:noProof/>
+                <w:sz w:val="22"/>
+                <w:szCs w:val="22"/>
               </w:rPr>
               <w:t>3.5 Business Rules Represented in the Relational Design</w:t>
             </w:r>
@@ -1526,6 +1755,8 @@
               <w:rPr>
                 <w:noProof/>
                 <w:webHidden/>
+                <w:sz w:val="22"/>
+                <w:szCs w:val="22"/>
               </w:rPr>
               <w:tab/>
             </w:r>
@@ -1533,6 +1764,8 @@
               <w:rPr>
                 <w:noProof/>
                 <w:webHidden/>
+                <w:sz w:val="22"/>
+                <w:szCs w:val="22"/>
               </w:rPr>
               <w:fldChar w:fldCharType="begin"/>
             </w:r>
@@ -1540,19 +1773,25 @@
               <w:rPr>
                 <w:noProof/>
                 <w:webHidden/>
-              </w:rPr>
-              <w:instrText xml:space="preserve"> PAGEREF _Toc235288183 \h </w:instrText>
+                <w:sz w:val="22"/>
+                <w:szCs w:val="22"/>
+              </w:rPr>
+              <w:instrText xml:space="preserve"> PAGEREF _Toc235362041 \h </w:instrText>
             </w:r>
             <w:r>
               <w:rPr>
                 <w:noProof/>
                 <w:webHidden/>
+                <w:sz w:val="22"/>
+                <w:szCs w:val="22"/>
               </w:rPr>
             </w:r>
             <w:r>
               <w:rPr>
                 <w:noProof/>
                 <w:webHidden/>
+                <w:sz w:val="22"/>
+                <w:szCs w:val="22"/>
               </w:rPr>
               <w:fldChar w:fldCharType="separate"/>
             </w:r>
@@ -1560,12 +1799,78 @@
               <w:rPr>
                 <w:noProof/>
                 <w:webHidden/>
+                <w:sz w:val="22"/>
+                <w:szCs w:val="22"/>
               </w:rPr>
               <w:t>8</w:t>
             </w:r>
             <w:r>
               <w:rPr>
                 <w:noProof/>
+                <w:webHidden/>
+                <w:sz w:val="22"/>
+                <w:szCs w:val="22"/>
+              </w:rPr>
+              <w:fldChar w:fldCharType="end"/>
+            </w:r>
+          </w:hyperlink>
+        </w:p>
+        <w:p>
+          <w:pPr>
+            <w:pStyle w:val="T1"/>
+            <w:rPr>
+              <w:rFonts w:asciiTheme="minorHAnsi" w:eastAsiaTheme="minorEastAsia" w:hAnsiTheme="minorHAnsi" w:cstheme="minorBidi"/>
+              <w:b w:val="0"/>
+              <w:bCs w:val="0"/>
+              <w:color w:val="auto"/>
+              <w:kern w:val="2"/>
+              <w14:ligatures w14:val="standardContextual"/>
+            </w:rPr>
+          </w:pPr>
+          <w:hyperlink w:anchor="_Toc235362042" w:history="1">
+            <w:r>
+              <w:rPr>
+                <w:rStyle w:val="Kpr"/>
+              </w:rPr>
+              <w:t>4. Normalization Task</w:t>
+            </w:r>
+            <w:r>
+              <w:rPr>
+                <w:webHidden/>
+              </w:rPr>
+              <w:tab/>
+            </w:r>
+            <w:r>
+              <w:rPr>
+                <w:webHidden/>
+              </w:rPr>
+              <w:fldChar w:fldCharType="begin"/>
+            </w:r>
+            <w:r>
+              <w:rPr>
+                <w:webHidden/>
+              </w:rPr>
+              <w:instrText xml:space="preserve"> PAGEREF _Toc235362042 \h </w:instrText>
+            </w:r>
+            <w:r>
+              <w:rPr>
+                <w:webHidden/>
+              </w:rPr>
+            </w:r>
+            <w:r>
+              <w:rPr>
+                <w:webHidden/>
+              </w:rPr>
+              <w:fldChar w:fldCharType="separate"/>
+            </w:r>
+            <w:r>
+              <w:rPr>
+                <w:webHidden/>
+              </w:rPr>
+              <w:t>9</w:t>
+            </w:r>
+            <w:r>
+              <w:rPr>
                 <w:webHidden/>
               </w:rPr>
               <w:fldChar w:fldCharType="end"/>
@@ -1582,16 +1887,20 @@
               <w:rFonts w:asciiTheme="minorHAnsi" w:eastAsiaTheme="minorEastAsia" w:hAnsiTheme="minorHAnsi" w:cstheme="minorBidi"/>
               <w:noProof/>
               <w:kern w:val="2"/>
+              <w:sz w:val="22"/>
+              <w:szCs w:val="22"/>
               <w14:ligatures w14:val="standardContextual"/>
             </w:rPr>
           </w:pPr>
-          <w:hyperlink w:anchor="_Toc235288184" w:history="1">
+          <w:hyperlink w:anchor="_Toc235362043" w:history="1">
             <w:r>
               <w:rPr>
                 <w:rStyle w:val="Kpr"/>
                 <w:b/>
                 <w:bCs/>
                 <w:noProof/>
+                <w:sz w:val="22"/>
+                <w:szCs w:val="22"/>
               </w:rPr>
               <w:t>4.0 Setting Up the Problem</w:t>
             </w:r>
@@ -1599,6 +1908,8 @@
               <w:rPr>
                 <w:noProof/>
                 <w:webHidden/>
+                <w:sz w:val="22"/>
+                <w:szCs w:val="22"/>
               </w:rPr>
               <w:tab/>
             </w:r>
@@ -1606,6 +1917,8 @@
               <w:rPr>
                 <w:noProof/>
                 <w:webHidden/>
+                <w:sz w:val="22"/>
+                <w:szCs w:val="22"/>
               </w:rPr>
               <w:fldChar w:fldCharType="begin"/>
             </w:r>
@@ -1613,19 +1926,25 @@
               <w:rPr>
                 <w:noProof/>
                 <w:webHidden/>
-              </w:rPr>
-              <w:instrText xml:space="preserve"> PAGEREF _Toc235288184 \h </w:instrText>
+                <w:sz w:val="22"/>
+                <w:szCs w:val="22"/>
+              </w:rPr>
+              <w:instrText xml:space="preserve"> PAGEREF _Toc235362043 \h </w:instrText>
             </w:r>
             <w:r>
               <w:rPr>
                 <w:noProof/>
                 <w:webHidden/>
+                <w:sz w:val="22"/>
+                <w:szCs w:val="22"/>
               </w:rPr>
             </w:r>
             <w:r>
               <w:rPr>
                 <w:noProof/>
                 <w:webHidden/>
+                <w:sz w:val="22"/>
+                <w:szCs w:val="22"/>
               </w:rPr>
               <w:fldChar w:fldCharType="separate"/>
             </w:r>
@@ -1633,6 +1952,8 @@
               <w:rPr>
                 <w:noProof/>
                 <w:webHidden/>
+                <w:sz w:val="22"/>
+                <w:szCs w:val="22"/>
               </w:rPr>
               <w:t>9</w:t>
             </w:r>
@@ -1640,6 +1961,8 @@
               <w:rPr>
                 <w:noProof/>
                 <w:webHidden/>
+                <w:sz w:val="22"/>
+                <w:szCs w:val="22"/>
               </w:rPr>
               <w:fldChar w:fldCharType="end"/>
             </w:r>
@@ -1655,16 +1978,20 @@
               <w:rFonts w:asciiTheme="minorHAnsi" w:eastAsiaTheme="minorEastAsia" w:hAnsiTheme="minorHAnsi" w:cstheme="minorBidi"/>
               <w:noProof/>
               <w:kern w:val="2"/>
+              <w:sz w:val="22"/>
+              <w:szCs w:val="22"/>
               <w14:ligatures w14:val="standardContextual"/>
             </w:rPr>
           </w:pPr>
-          <w:hyperlink w:anchor="_Toc235288185" w:history="1">
+          <w:hyperlink w:anchor="_Toc235362044" w:history="1">
             <w:r>
               <w:rPr>
                 <w:rStyle w:val="Kpr"/>
                 <w:b/>
                 <w:bCs/>
                 <w:noProof/>
+                <w:sz w:val="22"/>
+                <w:szCs w:val="22"/>
               </w:rPr>
               <w:t>4.1 First Normal Form (1NF)</w:t>
             </w:r>
@@ -1672,6 +1999,8 @@
               <w:rPr>
                 <w:noProof/>
                 <w:webHidden/>
+                <w:sz w:val="22"/>
+                <w:szCs w:val="22"/>
               </w:rPr>
               <w:tab/>
             </w:r>
@@ -1679,6 +2008,8 @@
               <w:rPr>
                 <w:noProof/>
                 <w:webHidden/>
+                <w:sz w:val="22"/>
+                <w:szCs w:val="22"/>
               </w:rPr>
               <w:fldChar w:fldCharType="begin"/>
             </w:r>
@@ -1686,19 +2017,25 @@
               <w:rPr>
                 <w:noProof/>
                 <w:webHidden/>
-              </w:rPr>
-              <w:instrText xml:space="preserve"> PAGEREF _Toc235288185 \h </w:instrText>
+                <w:sz w:val="22"/>
+                <w:szCs w:val="22"/>
+              </w:rPr>
+              <w:instrText xml:space="preserve"> PAGEREF _Toc235362044 \h </w:instrText>
             </w:r>
             <w:r>
               <w:rPr>
                 <w:noProof/>
                 <w:webHidden/>
+                <w:sz w:val="22"/>
+                <w:szCs w:val="22"/>
               </w:rPr>
             </w:r>
             <w:r>
               <w:rPr>
                 <w:noProof/>
                 <w:webHidden/>
+                <w:sz w:val="22"/>
+                <w:szCs w:val="22"/>
               </w:rPr>
               <w:fldChar w:fldCharType="separate"/>
             </w:r>
@@ -1706,6 +2043,8 @@
               <w:rPr>
                 <w:noProof/>
                 <w:webHidden/>
+                <w:sz w:val="22"/>
+                <w:szCs w:val="22"/>
               </w:rPr>
               <w:t>9</w:t>
             </w:r>
@@ -1713,6 +2052,8 @@
               <w:rPr>
                 <w:noProof/>
                 <w:webHidden/>
+                <w:sz w:val="22"/>
+                <w:szCs w:val="22"/>
               </w:rPr>
               <w:fldChar w:fldCharType="end"/>
             </w:r>
@@ -1728,16 +2069,20 @@
               <w:rFonts w:asciiTheme="minorHAnsi" w:eastAsiaTheme="minorEastAsia" w:hAnsiTheme="minorHAnsi" w:cstheme="minorBidi"/>
               <w:noProof/>
               <w:kern w:val="2"/>
+              <w:sz w:val="22"/>
+              <w:szCs w:val="22"/>
               <w14:ligatures w14:val="standardContextual"/>
             </w:rPr>
           </w:pPr>
-          <w:hyperlink w:anchor="_Toc235288186" w:history="1">
+          <w:hyperlink w:anchor="_Toc235362045" w:history="1">
             <w:r>
               <w:rPr>
                 <w:rStyle w:val="Kpr"/>
                 <w:b/>
                 <w:bCs/>
                 <w:noProof/>
+                <w:sz w:val="22"/>
+                <w:szCs w:val="22"/>
               </w:rPr>
               <w:t>4.2 Second Normal Form (2NF) — Removing Partial Dependencies</w:t>
             </w:r>
@@ -1745,6 +2090,8 @@
               <w:rPr>
                 <w:noProof/>
                 <w:webHidden/>
+                <w:sz w:val="22"/>
+                <w:szCs w:val="22"/>
               </w:rPr>
               <w:tab/>
             </w:r>
@@ -1752,6 +2099,8 @@
               <w:rPr>
                 <w:noProof/>
                 <w:webHidden/>
+                <w:sz w:val="22"/>
+                <w:szCs w:val="22"/>
               </w:rPr>
               <w:fldChar w:fldCharType="begin"/>
             </w:r>
@@ -1759,19 +2108,25 @@
               <w:rPr>
                 <w:noProof/>
                 <w:webHidden/>
-              </w:rPr>
-              <w:instrText xml:space="preserve"> PAGEREF _Toc235288186 \h </w:instrText>
+                <w:sz w:val="22"/>
+                <w:szCs w:val="22"/>
+              </w:rPr>
+              <w:instrText xml:space="preserve"> PAGEREF _Toc235362045 \h </w:instrText>
             </w:r>
             <w:r>
               <w:rPr>
                 <w:noProof/>
                 <w:webHidden/>
+                <w:sz w:val="22"/>
+                <w:szCs w:val="22"/>
               </w:rPr>
             </w:r>
             <w:r>
               <w:rPr>
                 <w:noProof/>
                 <w:webHidden/>
+                <w:sz w:val="22"/>
+                <w:szCs w:val="22"/>
               </w:rPr>
               <w:fldChar w:fldCharType="separate"/>
             </w:r>
@@ -1779,6 +2134,8 @@
               <w:rPr>
                 <w:noProof/>
                 <w:webHidden/>
+                <w:sz w:val="22"/>
+                <w:szCs w:val="22"/>
               </w:rPr>
               <w:t>9</w:t>
             </w:r>
@@ -1786,6 +2143,8 @@
               <w:rPr>
                 <w:noProof/>
                 <w:webHidden/>
+                <w:sz w:val="22"/>
+                <w:szCs w:val="22"/>
               </w:rPr>
               <w:fldChar w:fldCharType="end"/>
             </w:r>
@@ -1801,16 +2160,20 @@
               <w:rFonts w:asciiTheme="minorHAnsi" w:eastAsiaTheme="minorEastAsia" w:hAnsiTheme="minorHAnsi" w:cstheme="minorBidi"/>
               <w:noProof/>
               <w:kern w:val="2"/>
+              <w:sz w:val="22"/>
+              <w:szCs w:val="22"/>
               <w14:ligatures w14:val="standardContextual"/>
             </w:rPr>
           </w:pPr>
-          <w:hyperlink w:anchor="_Toc235288187" w:history="1">
+          <w:hyperlink w:anchor="_Toc235362046" w:history="1">
             <w:r>
               <w:rPr>
                 <w:rStyle w:val="Kpr"/>
                 <w:b/>
                 <w:bCs/>
                 <w:noProof/>
+                <w:sz w:val="22"/>
+                <w:szCs w:val="22"/>
               </w:rPr>
               <w:t>4.3 Third Normal Form (3NF) — Removing Transitive Dependencies</w:t>
             </w:r>
@@ -1818,6 +2181,8 @@
               <w:rPr>
                 <w:noProof/>
                 <w:webHidden/>
+                <w:sz w:val="22"/>
+                <w:szCs w:val="22"/>
               </w:rPr>
               <w:tab/>
             </w:r>
@@ -1825,6 +2190,8 @@
               <w:rPr>
                 <w:noProof/>
                 <w:webHidden/>
+                <w:sz w:val="22"/>
+                <w:szCs w:val="22"/>
               </w:rPr>
               <w:fldChar w:fldCharType="begin"/>
             </w:r>
@@ -1832,19 +2199,25 @@
               <w:rPr>
                 <w:noProof/>
                 <w:webHidden/>
-              </w:rPr>
-              <w:instrText xml:space="preserve"> PAGEREF _Toc235288187 \h </w:instrText>
+                <w:sz w:val="22"/>
+                <w:szCs w:val="22"/>
+              </w:rPr>
+              <w:instrText xml:space="preserve"> PAGEREF _Toc235362046 \h </w:instrText>
             </w:r>
             <w:r>
               <w:rPr>
                 <w:noProof/>
                 <w:webHidden/>
+                <w:sz w:val="22"/>
+                <w:szCs w:val="22"/>
               </w:rPr>
             </w:r>
             <w:r>
               <w:rPr>
                 <w:noProof/>
                 <w:webHidden/>
+                <w:sz w:val="22"/>
+                <w:szCs w:val="22"/>
               </w:rPr>
               <w:fldChar w:fldCharType="separate"/>
             </w:r>
@@ -1852,6 +2225,8 @@
               <w:rPr>
                 <w:noProof/>
                 <w:webHidden/>
+                <w:sz w:val="22"/>
+                <w:szCs w:val="22"/>
               </w:rPr>
               <w:t>10</w:t>
             </w:r>
@@ -1859,6 +2234,8 @@
               <w:rPr>
                 <w:noProof/>
                 <w:webHidden/>
+                <w:sz w:val="22"/>
+                <w:szCs w:val="22"/>
               </w:rPr>
               <w:fldChar w:fldCharType="end"/>
             </w:r>
@@ -1874,16 +2251,20 @@
               <w:rFonts w:asciiTheme="minorHAnsi" w:eastAsiaTheme="minorEastAsia" w:hAnsiTheme="minorHAnsi" w:cstheme="minorBidi"/>
               <w:noProof/>
               <w:kern w:val="2"/>
+              <w:sz w:val="22"/>
+              <w:szCs w:val="22"/>
               <w14:ligatures w14:val="standardContextual"/>
             </w:rPr>
           </w:pPr>
-          <w:hyperlink w:anchor="_Toc235288188" w:history="1">
+          <w:hyperlink w:anchor="_Toc235362047" w:history="1">
             <w:r>
               <w:rPr>
                 <w:rStyle w:val="Kpr"/>
                 <w:b/>
                 <w:bCs/>
                 <w:noProof/>
+                <w:sz w:val="22"/>
+                <w:szCs w:val="22"/>
               </w:rPr>
               <w:t>4.4 Final Decomposition (3NF achieved)</w:t>
             </w:r>
@@ -1891,6 +2272,8 @@
               <w:rPr>
                 <w:noProof/>
                 <w:webHidden/>
+                <w:sz w:val="22"/>
+                <w:szCs w:val="22"/>
               </w:rPr>
               <w:tab/>
             </w:r>
@@ -1898,6 +2281,8 @@
               <w:rPr>
                 <w:noProof/>
                 <w:webHidden/>
+                <w:sz w:val="22"/>
+                <w:szCs w:val="22"/>
               </w:rPr>
               <w:fldChar w:fldCharType="begin"/>
             </w:r>
@@ -1905,19 +2290,25 @@
               <w:rPr>
                 <w:noProof/>
                 <w:webHidden/>
-              </w:rPr>
-              <w:instrText xml:space="preserve"> PAGEREF _Toc235288188 \h </w:instrText>
+                <w:sz w:val="22"/>
+                <w:szCs w:val="22"/>
+              </w:rPr>
+              <w:instrText xml:space="preserve"> PAGEREF _Toc235362047 \h </w:instrText>
             </w:r>
             <w:r>
               <w:rPr>
                 <w:noProof/>
                 <w:webHidden/>
+                <w:sz w:val="22"/>
+                <w:szCs w:val="22"/>
               </w:rPr>
             </w:r>
             <w:r>
               <w:rPr>
                 <w:noProof/>
                 <w:webHidden/>
+                <w:sz w:val="22"/>
+                <w:szCs w:val="22"/>
               </w:rPr>
               <w:fldChar w:fldCharType="separate"/>
             </w:r>
@@ -1925,6 +2316,8 @@
               <w:rPr>
                 <w:noProof/>
                 <w:webHidden/>
+                <w:sz w:val="22"/>
+                <w:szCs w:val="22"/>
               </w:rPr>
               <w:t>10</w:t>
             </w:r>
@@ -1932,6 +2325,8 @@
               <w:rPr>
                 <w:noProof/>
                 <w:webHidden/>
+                <w:sz w:val="22"/>
+                <w:szCs w:val="22"/>
               </w:rPr>
               <w:fldChar w:fldCharType="end"/>
             </w:r>
@@ -1947,16 +2342,20 @@
               <w:rFonts w:asciiTheme="minorHAnsi" w:eastAsiaTheme="minorEastAsia" w:hAnsiTheme="minorHAnsi" w:cstheme="minorBidi"/>
               <w:noProof/>
               <w:kern w:val="2"/>
+              <w:sz w:val="22"/>
+              <w:szCs w:val="22"/>
               <w14:ligatures w14:val="standardContextual"/>
             </w:rPr>
           </w:pPr>
-          <w:hyperlink w:anchor="_Toc235288189" w:history="1">
+          <w:hyperlink w:anchor="_Toc235362048" w:history="1">
             <w:r>
               <w:rPr>
                 <w:rStyle w:val="Kpr"/>
                 <w:b/>
                 <w:bCs/>
                 <w:noProof/>
+                <w:sz w:val="22"/>
+                <w:szCs w:val="22"/>
               </w:rPr>
               <w:t>4.5 Boyce-Codd Normal Form (BCNF) Check</w:t>
             </w:r>
@@ -1964,6 +2363,8 @@
               <w:rPr>
                 <w:noProof/>
                 <w:webHidden/>
+                <w:sz w:val="22"/>
+                <w:szCs w:val="22"/>
               </w:rPr>
               <w:tab/>
             </w:r>
@@ -1971,6 +2372,8 @@
               <w:rPr>
                 <w:noProof/>
                 <w:webHidden/>
+                <w:sz w:val="22"/>
+                <w:szCs w:val="22"/>
               </w:rPr>
               <w:fldChar w:fldCharType="begin"/>
             </w:r>
@@ -1978,19 +2381,25 @@
               <w:rPr>
                 <w:noProof/>
                 <w:webHidden/>
-              </w:rPr>
-              <w:instrText xml:space="preserve"> PAGEREF _Toc235288189 \h </w:instrText>
+                <w:sz w:val="22"/>
+                <w:szCs w:val="22"/>
+              </w:rPr>
+              <w:instrText xml:space="preserve"> PAGEREF _Toc235362048 \h </w:instrText>
             </w:r>
             <w:r>
               <w:rPr>
                 <w:noProof/>
                 <w:webHidden/>
+                <w:sz w:val="22"/>
+                <w:szCs w:val="22"/>
               </w:rPr>
             </w:r>
             <w:r>
               <w:rPr>
                 <w:noProof/>
                 <w:webHidden/>
+                <w:sz w:val="22"/>
+                <w:szCs w:val="22"/>
               </w:rPr>
               <w:fldChar w:fldCharType="separate"/>
             </w:r>
@@ -1998,6 +2407,8 @@
               <w:rPr>
                 <w:noProof/>
                 <w:webHidden/>
+                <w:sz w:val="22"/>
+                <w:szCs w:val="22"/>
               </w:rPr>
               <w:t>10</w:t>
             </w:r>
@@ -2005,6 +2416,8 @@
               <w:rPr>
                 <w:noProof/>
                 <w:webHidden/>
+                <w:sz w:val="22"/>
+                <w:szCs w:val="22"/>
               </w:rPr>
               <w:fldChar w:fldCharType="end"/>
             </w:r>
@@ -2019,72 +2432,54 @@
               <w:bCs w:val="0"/>
               <w:color w:val="auto"/>
               <w:kern w:val="2"/>
-              <w:sz w:val="24"/>
-              <w:szCs w:val="24"/>
               <w14:ligatures w14:val="standardContextual"/>
             </w:rPr>
           </w:pPr>
-          <w:hyperlink w:anchor="_Toc235288191" w:history="1">
+          <w:hyperlink w:anchor="_Toc235362050" w:history="1">
             <w:r>
               <w:rPr>
                 <w:rStyle w:val="Kpr"/>
-                <w:sz w:val="24"/>
-                <w:szCs w:val="24"/>
               </w:rPr>
               <w:t>5. Relational Algebra Verification</w:t>
             </w:r>
             <w:r>
               <w:rPr>
                 <w:webHidden/>
-                <w:sz w:val="24"/>
-                <w:szCs w:val="24"/>
               </w:rPr>
               <w:tab/>
             </w:r>
             <w:r>
               <w:rPr>
                 <w:webHidden/>
-                <w:sz w:val="24"/>
-                <w:szCs w:val="24"/>
               </w:rPr>
               <w:fldChar w:fldCharType="begin"/>
             </w:r>
             <w:r>
               <w:rPr>
                 <w:webHidden/>
-                <w:sz w:val="24"/>
-                <w:szCs w:val="24"/>
-              </w:rPr>
-              <w:instrText xml:space="preserve"> PAGEREF _Toc235288191 \h </w:instrText>
+              </w:rPr>
+              <w:instrText xml:space="preserve"> PAGEREF _Toc235362050 \h </w:instrText>
             </w:r>
             <w:r>
               <w:rPr>
                 <w:webHidden/>
-                <w:sz w:val="24"/>
-                <w:szCs w:val="24"/>
               </w:rPr>
             </w:r>
             <w:r>
               <w:rPr>
                 <w:webHidden/>
-                <w:sz w:val="24"/>
-                <w:szCs w:val="24"/>
               </w:rPr>
               <w:fldChar w:fldCharType="separate"/>
             </w:r>
             <w:r>
               <w:rPr>
                 <w:webHidden/>
-                <w:sz w:val="24"/>
-                <w:szCs w:val="24"/>
               </w:rPr>
               <w:t>12</w:t>
             </w:r>
             <w:r>
               <w:rPr>
                 <w:webHidden/>
-                <w:sz w:val="24"/>
-                <w:szCs w:val="24"/>
               </w:rPr>
               <w:fldChar w:fldCharType="end"/>
             </w:r>
@@ -2100,16 +2495,20 @@
               <w:rFonts w:asciiTheme="minorHAnsi" w:eastAsiaTheme="minorEastAsia" w:hAnsiTheme="minorHAnsi" w:cstheme="minorBidi"/>
               <w:noProof/>
               <w:kern w:val="2"/>
+              <w:sz w:val="22"/>
+              <w:szCs w:val="22"/>
               <w14:ligatures w14:val="standardContextual"/>
             </w:rPr>
           </w:pPr>
-          <w:hyperlink w:anchor="_Toc235288192" w:history="1">
+          <w:hyperlink w:anchor="_Toc235362051" w:history="1">
             <w:r>
               <w:rPr>
                 <w:rStyle w:val="Kpr"/>
                 <w:b/>
                 <w:bCs/>
                 <w:noProof/>
+                <w:sz w:val="22"/>
+                <w:szCs w:val="22"/>
               </w:rPr>
               <w:t>5.1 Expression 1 — Selection + Projection (→ Q1)</w:t>
             </w:r>
@@ -2117,6 +2516,8 @@
               <w:rPr>
                 <w:noProof/>
                 <w:webHidden/>
+                <w:sz w:val="22"/>
+                <w:szCs w:val="22"/>
               </w:rPr>
               <w:tab/>
             </w:r>
@@ -2124,6 +2525,8 @@
               <w:rPr>
                 <w:noProof/>
                 <w:webHidden/>
+                <w:sz w:val="22"/>
+                <w:szCs w:val="22"/>
               </w:rPr>
               <w:fldChar w:fldCharType="begin"/>
             </w:r>
@@ -2131,19 +2534,25 @@
               <w:rPr>
                 <w:noProof/>
                 <w:webHidden/>
-              </w:rPr>
-              <w:instrText xml:space="preserve"> PAGEREF _Toc235288192 \h </w:instrText>
+                <w:sz w:val="22"/>
+                <w:szCs w:val="22"/>
+              </w:rPr>
+              <w:instrText xml:space="preserve"> PAGEREF _Toc235362051 \h </w:instrText>
             </w:r>
             <w:r>
               <w:rPr>
                 <w:noProof/>
                 <w:webHidden/>
+                <w:sz w:val="22"/>
+                <w:szCs w:val="22"/>
               </w:rPr>
             </w:r>
             <w:r>
               <w:rPr>
                 <w:noProof/>
                 <w:webHidden/>
+                <w:sz w:val="22"/>
+                <w:szCs w:val="22"/>
               </w:rPr>
               <w:fldChar w:fldCharType="separate"/>
             </w:r>
@@ -2151,6 +2560,8 @@
               <w:rPr>
                 <w:noProof/>
                 <w:webHidden/>
+                <w:sz w:val="22"/>
+                <w:szCs w:val="22"/>
               </w:rPr>
               <w:t>12</w:t>
             </w:r>
@@ -2158,6 +2569,8 @@
               <w:rPr>
                 <w:noProof/>
                 <w:webHidden/>
+                <w:sz w:val="22"/>
+                <w:szCs w:val="22"/>
               </w:rPr>
               <w:fldChar w:fldCharType="end"/>
             </w:r>
@@ -2173,16 +2586,20 @@
               <w:rFonts w:asciiTheme="minorHAnsi" w:eastAsiaTheme="minorEastAsia" w:hAnsiTheme="minorHAnsi" w:cstheme="minorBidi"/>
               <w:noProof/>
               <w:kern w:val="2"/>
+              <w:sz w:val="22"/>
+              <w:szCs w:val="22"/>
               <w14:ligatures w14:val="standardContextual"/>
             </w:rPr>
           </w:pPr>
-          <w:hyperlink w:anchor="_Toc235288193" w:history="1">
+          <w:hyperlink w:anchor="_Toc235362052" w:history="1">
             <w:r>
               <w:rPr>
                 <w:rStyle w:val="Kpr"/>
                 <w:b/>
                 <w:bCs/>
                 <w:noProof/>
+                <w:sz w:val="22"/>
+                <w:szCs w:val="22"/>
               </w:rPr>
               <w:t>5.2 Expression 2 — Multi-way Join + Projection (→ Q2)</w:t>
             </w:r>
@@ -2190,6 +2607,8 @@
               <w:rPr>
                 <w:noProof/>
                 <w:webHidden/>
+                <w:sz w:val="22"/>
+                <w:szCs w:val="22"/>
               </w:rPr>
               <w:tab/>
             </w:r>
@@ -2197,6 +2616,8 @@
               <w:rPr>
                 <w:noProof/>
                 <w:webHidden/>
+                <w:sz w:val="22"/>
+                <w:szCs w:val="22"/>
               </w:rPr>
               <w:fldChar w:fldCharType="begin"/>
             </w:r>
@@ -2204,19 +2625,25 @@
               <w:rPr>
                 <w:noProof/>
                 <w:webHidden/>
-              </w:rPr>
-              <w:instrText xml:space="preserve"> PAGEREF _Toc235288193 \h </w:instrText>
+                <w:sz w:val="22"/>
+                <w:szCs w:val="22"/>
+              </w:rPr>
+              <w:instrText xml:space="preserve"> PAGEREF _Toc235362052 \h </w:instrText>
             </w:r>
             <w:r>
               <w:rPr>
                 <w:noProof/>
                 <w:webHidden/>
+                <w:sz w:val="22"/>
+                <w:szCs w:val="22"/>
               </w:rPr>
             </w:r>
             <w:r>
               <w:rPr>
                 <w:noProof/>
                 <w:webHidden/>
+                <w:sz w:val="22"/>
+                <w:szCs w:val="22"/>
               </w:rPr>
               <w:fldChar w:fldCharType="separate"/>
             </w:r>
@@ -2224,6 +2651,8 @@
               <w:rPr>
                 <w:noProof/>
                 <w:webHidden/>
+                <w:sz w:val="22"/>
+                <w:szCs w:val="22"/>
               </w:rPr>
               <w:t>12</w:t>
             </w:r>
@@ -2231,6 +2660,8 @@
               <w:rPr>
                 <w:noProof/>
                 <w:webHidden/>
+                <w:sz w:val="22"/>
+                <w:szCs w:val="22"/>
               </w:rPr>
               <w:fldChar w:fldCharType="end"/>
             </w:r>
@@ -2246,16 +2677,20 @@
               <w:rFonts w:asciiTheme="minorHAnsi" w:eastAsiaTheme="minorEastAsia" w:hAnsiTheme="minorHAnsi" w:cstheme="minorBidi"/>
               <w:noProof/>
               <w:kern w:val="2"/>
+              <w:sz w:val="22"/>
+              <w:szCs w:val="22"/>
               <w14:ligatures w14:val="standardContextual"/>
             </w:rPr>
           </w:pPr>
-          <w:hyperlink w:anchor="_Toc235288194" w:history="1">
+          <w:hyperlink w:anchor="_Toc235362053" w:history="1">
             <w:r>
               <w:rPr>
                 <w:rStyle w:val="Kpr"/>
                 <w:b/>
                 <w:bCs/>
                 <w:noProof/>
+                <w:sz w:val="22"/>
+                <w:szCs w:val="22"/>
               </w:rPr>
               <w:t>5.3 Expression 3 — Grouping / Aggregation, extended RA (→ Q4)</w:t>
             </w:r>
@@ -2263,6 +2698,8 @@
               <w:rPr>
                 <w:noProof/>
                 <w:webHidden/>
+                <w:sz w:val="22"/>
+                <w:szCs w:val="22"/>
               </w:rPr>
               <w:tab/>
             </w:r>
@@ -2270,6 +2707,8 @@
               <w:rPr>
                 <w:noProof/>
                 <w:webHidden/>
+                <w:sz w:val="22"/>
+                <w:szCs w:val="22"/>
               </w:rPr>
               <w:fldChar w:fldCharType="begin"/>
             </w:r>
@@ -2277,19 +2716,25 @@
               <w:rPr>
                 <w:noProof/>
                 <w:webHidden/>
-              </w:rPr>
-              <w:instrText xml:space="preserve"> PAGEREF _Toc235288194 \h </w:instrText>
+                <w:sz w:val="22"/>
+                <w:szCs w:val="22"/>
+              </w:rPr>
+              <w:instrText xml:space="preserve"> PAGEREF _Toc235362053 \h </w:instrText>
             </w:r>
             <w:r>
               <w:rPr>
                 <w:noProof/>
                 <w:webHidden/>
+                <w:sz w:val="22"/>
+                <w:szCs w:val="22"/>
               </w:rPr>
             </w:r>
             <w:r>
               <w:rPr>
                 <w:noProof/>
                 <w:webHidden/>
+                <w:sz w:val="22"/>
+                <w:szCs w:val="22"/>
               </w:rPr>
               <w:fldChar w:fldCharType="separate"/>
             </w:r>
@@ -2297,6 +2742,8 @@
               <w:rPr>
                 <w:noProof/>
                 <w:webHidden/>
+                <w:sz w:val="22"/>
+                <w:szCs w:val="22"/>
               </w:rPr>
               <w:t>12</w:t>
             </w:r>
@@ -2304,6 +2751,8 @@
               <w:rPr>
                 <w:noProof/>
                 <w:webHidden/>
+                <w:sz w:val="22"/>
+                <w:szCs w:val="22"/>
               </w:rPr>
               <w:fldChar w:fldCharType="end"/>
             </w:r>
@@ -2319,16 +2768,20 @@
               <w:rFonts w:asciiTheme="minorHAnsi" w:eastAsiaTheme="minorEastAsia" w:hAnsiTheme="minorHAnsi" w:cstheme="minorBidi"/>
               <w:noProof/>
               <w:kern w:val="2"/>
+              <w:sz w:val="22"/>
+              <w:szCs w:val="22"/>
               <w14:ligatures w14:val="standardContextual"/>
             </w:rPr>
           </w:pPr>
-          <w:hyperlink w:anchor="_Toc235288195" w:history="1">
+          <w:hyperlink w:anchor="_Toc235362054" w:history="1">
             <w:r>
               <w:rPr>
                 <w:rStyle w:val="Kpr"/>
                 <w:b/>
                 <w:bCs/>
                 <w:noProof/>
+                <w:sz w:val="22"/>
+                <w:szCs w:val="22"/>
               </w:rPr>
               <w:t>5.4 Expression 4 — Set Difference / Anti-join (→ Q7)</w:t>
             </w:r>
@@ -2336,6 +2789,8 @@
               <w:rPr>
                 <w:noProof/>
                 <w:webHidden/>
+                <w:sz w:val="22"/>
+                <w:szCs w:val="22"/>
               </w:rPr>
               <w:tab/>
             </w:r>
@@ -2343,6 +2798,8 @@
               <w:rPr>
                 <w:noProof/>
                 <w:webHidden/>
+                <w:sz w:val="22"/>
+                <w:szCs w:val="22"/>
               </w:rPr>
               <w:fldChar w:fldCharType="begin"/>
             </w:r>
@@ -2350,19 +2807,25 @@
               <w:rPr>
                 <w:noProof/>
                 <w:webHidden/>
-              </w:rPr>
-              <w:instrText xml:space="preserve"> PAGEREF _Toc235288195 \h </w:instrText>
+                <w:sz w:val="22"/>
+                <w:szCs w:val="22"/>
+              </w:rPr>
+              <w:instrText xml:space="preserve"> PAGEREF _Toc235362054 \h </w:instrText>
             </w:r>
             <w:r>
               <w:rPr>
                 <w:noProof/>
                 <w:webHidden/>
+                <w:sz w:val="22"/>
+                <w:szCs w:val="22"/>
               </w:rPr>
             </w:r>
             <w:r>
               <w:rPr>
                 <w:noProof/>
                 <w:webHidden/>
+                <w:sz w:val="22"/>
+                <w:szCs w:val="22"/>
               </w:rPr>
               <w:fldChar w:fldCharType="separate"/>
             </w:r>
@@ -2370,6 +2833,8 @@
               <w:rPr>
                 <w:noProof/>
                 <w:webHidden/>
+                <w:sz w:val="22"/>
+                <w:szCs w:val="22"/>
               </w:rPr>
               <w:t>12</w:t>
             </w:r>
@@ -2377,6 +2842,8 @@
               <w:rPr>
                 <w:noProof/>
                 <w:webHidden/>
+                <w:sz w:val="22"/>
+                <w:szCs w:val="22"/>
               </w:rPr>
               <w:fldChar w:fldCharType="end"/>
             </w:r>
@@ -2392,16 +2859,20 @@
               <w:rFonts w:asciiTheme="minorHAnsi" w:eastAsiaTheme="minorEastAsia" w:hAnsiTheme="minorHAnsi" w:cstheme="minorBidi"/>
               <w:noProof/>
               <w:kern w:val="2"/>
+              <w:sz w:val="22"/>
+              <w:szCs w:val="22"/>
               <w14:ligatures w14:val="standardContextual"/>
             </w:rPr>
           </w:pPr>
-          <w:hyperlink w:anchor="_Toc235288196" w:history="1">
+          <w:hyperlink w:anchor="_Toc235362055" w:history="1">
             <w:r>
               <w:rPr>
                 <w:rStyle w:val="Kpr"/>
                 <w:b/>
                 <w:bCs/>
                 <w:noProof/>
+                <w:sz w:val="22"/>
+                <w:szCs w:val="22"/>
               </w:rPr>
               <w:t>5.5 Expression 5 — Relational Division (→ Q8)</w:t>
             </w:r>
@@ -2409,6 +2880,8 @@
               <w:rPr>
                 <w:noProof/>
                 <w:webHidden/>
+                <w:sz w:val="22"/>
+                <w:szCs w:val="22"/>
               </w:rPr>
               <w:tab/>
             </w:r>
@@ -2416,6 +2889,8 @@
               <w:rPr>
                 <w:noProof/>
                 <w:webHidden/>
+                <w:sz w:val="22"/>
+                <w:szCs w:val="22"/>
               </w:rPr>
               <w:fldChar w:fldCharType="begin"/>
             </w:r>
@@ -2423,19 +2898,25 @@
               <w:rPr>
                 <w:noProof/>
                 <w:webHidden/>
-              </w:rPr>
-              <w:instrText xml:space="preserve"> PAGEREF _Toc235288196 \h </w:instrText>
+                <w:sz w:val="22"/>
+                <w:szCs w:val="22"/>
+              </w:rPr>
+              <w:instrText xml:space="preserve"> PAGEREF _Toc235362055 \h </w:instrText>
             </w:r>
             <w:r>
               <w:rPr>
                 <w:noProof/>
                 <w:webHidden/>
+                <w:sz w:val="22"/>
+                <w:szCs w:val="22"/>
               </w:rPr>
             </w:r>
             <w:r>
               <w:rPr>
                 <w:noProof/>
                 <w:webHidden/>
+                <w:sz w:val="22"/>
+                <w:szCs w:val="22"/>
               </w:rPr>
               <w:fldChar w:fldCharType="separate"/>
             </w:r>
@@ -2443,12 +2924,78 @@
               <w:rPr>
                 <w:noProof/>
                 <w:webHidden/>
+                <w:sz w:val="22"/>
+                <w:szCs w:val="22"/>
               </w:rPr>
               <w:t>12</w:t>
             </w:r>
             <w:r>
               <w:rPr>
                 <w:noProof/>
+                <w:webHidden/>
+                <w:sz w:val="22"/>
+                <w:szCs w:val="22"/>
+              </w:rPr>
+              <w:fldChar w:fldCharType="end"/>
+            </w:r>
+          </w:hyperlink>
+        </w:p>
+        <w:p>
+          <w:pPr>
+            <w:pStyle w:val="T1"/>
+            <w:rPr>
+              <w:rFonts w:asciiTheme="minorHAnsi" w:eastAsiaTheme="minorEastAsia" w:hAnsiTheme="minorHAnsi" w:cstheme="minorBidi"/>
+              <w:b w:val="0"/>
+              <w:bCs w:val="0"/>
+              <w:color w:val="auto"/>
+              <w:kern w:val="2"/>
+              <w14:ligatures w14:val="standardContextual"/>
+            </w:rPr>
+          </w:pPr>
+          <w:hyperlink w:anchor="_Toc235362056" w:history="1">
+            <w:r>
+              <w:rPr>
+                <w:rStyle w:val="Kpr"/>
+              </w:rPr>
+              <w:t>6. Physical Implementation — Constraints, Views, Triggers</w:t>
+            </w:r>
+            <w:r>
+              <w:rPr>
+                <w:webHidden/>
+              </w:rPr>
+              <w:tab/>
+            </w:r>
+            <w:r>
+              <w:rPr>
+                <w:webHidden/>
+              </w:rPr>
+              <w:fldChar w:fldCharType="begin"/>
+            </w:r>
+            <w:r>
+              <w:rPr>
+                <w:webHidden/>
+              </w:rPr>
+              <w:instrText xml:space="preserve"> PAGEREF _Toc235362056 \h </w:instrText>
+            </w:r>
+            <w:r>
+              <w:rPr>
+                <w:webHidden/>
+              </w:rPr>
+            </w:r>
+            <w:r>
+              <w:rPr>
+                <w:webHidden/>
+              </w:rPr>
+              <w:fldChar w:fldCharType="separate"/>
+            </w:r>
+            <w:r>
+              <w:rPr>
+                <w:webHidden/>
+              </w:rPr>
+              <w:t>13</w:t>
+            </w:r>
+            <w:r>
+              <w:rPr>
                 <w:webHidden/>
               </w:rPr>
               <w:fldChar w:fldCharType="end"/>
@@ -2465,16 +3012,20 @@
               <w:rFonts w:asciiTheme="minorHAnsi" w:eastAsiaTheme="minorEastAsia" w:hAnsiTheme="minorHAnsi" w:cstheme="minorBidi"/>
               <w:noProof/>
               <w:kern w:val="2"/>
+              <w:sz w:val="22"/>
+              <w:szCs w:val="22"/>
               <w14:ligatures w14:val="standardContextual"/>
             </w:rPr>
           </w:pPr>
-          <w:hyperlink w:anchor="_Toc235288197" w:history="1">
+          <w:hyperlink w:anchor="_Toc235362057" w:history="1">
             <w:r>
               <w:rPr>
                 <w:rStyle w:val="Kpr"/>
                 <w:b/>
                 <w:bCs/>
                 <w:noProof/>
+                <w:sz w:val="22"/>
+                <w:szCs w:val="22"/>
               </w:rPr>
               <w:t>6.1 Constraint Highlights</w:t>
             </w:r>
@@ -2482,6 +3033,8 @@
               <w:rPr>
                 <w:noProof/>
                 <w:webHidden/>
+                <w:sz w:val="22"/>
+                <w:szCs w:val="22"/>
               </w:rPr>
               <w:tab/>
             </w:r>
@@ -2489,6 +3042,8 @@
               <w:rPr>
                 <w:noProof/>
                 <w:webHidden/>
+                <w:sz w:val="22"/>
+                <w:szCs w:val="22"/>
               </w:rPr>
               <w:fldChar w:fldCharType="begin"/>
             </w:r>
@@ -2496,19 +3051,25 @@
               <w:rPr>
                 <w:noProof/>
                 <w:webHidden/>
-              </w:rPr>
-              <w:instrText xml:space="preserve"> PAGEREF _Toc235288197 \h </w:instrText>
+                <w:sz w:val="22"/>
+                <w:szCs w:val="22"/>
+              </w:rPr>
+              <w:instrText xml:space="preserve"> PAGEREF _Toc235362057 \h </w:instrText>
             </w:r>
             <w:r>
               <w:rPr>
                 <w:noProof/>
                 <w:webHidden/>
+                <w:sz w:val="22"/>
+                <w:szCs w:val="22"/>
               </w:rPr>
             </w:r>
             <w:r>
               <w:rPr>
                 <w:noProof/>
                 <w:webHidden/>
+                <w:sz w:val="22"/>
+                <w:szCs w:val="22"/>
               </w:rPr>
               <w:fldChar w:fldCharType="separate"/>
             </w:r>
@@ -2516,6 +3077,8 @@
               <w:rPr>
                 <w:noProof/>
                 <w:webHidden/>
+                <w:sz w:val="22"/>
+                <w:szCs w:val="22"/>
               </w:rPr>
               <w:t>13</w:t>
             </w:r>
@@ -2523,6 +3086,8 @@
               <w:rPr>
                 <w:noProof/>
                 <w:webHidden/>
+                <w:sz w:val="22"/>
+                <w:szCs w:val="22"/>
               </w:rPr>
               <w:fldChar w:fldCharType="end"/>
             </w:r>
@@ -2538,16 +3103,20 @@
               <w:rFonts w:asciiTheme="minorHAnsi" w:eastAsiaTheme="minorEastAsia" w:hAnsiTheme="minorHAnsi" w:cstheme="minorBidi"/>
               <w:noProof/>
               <w:kern w:val="2"/>
+              <w:sz w:val="22"/>
+              <w:szCs w:val="22"/>
               <w14:ligatures w14:val="standardContextual"/>
             </w:rPr>
           </w:pPr>
-          <w:hyperlink w:anchor="_Toc235288198" w:history="1">
+          <w:hyperlink w:anchor="_Toc235362058" w:history="1">
             <w:r>
               <w:rPr>
                 <w:rStyle w:val="Kpr"/>
                 <w:b/>
                 <w:bCs/>
                 <w:noProof/>
+                <w:sz w:val="22"/>
+                <w:szCs w:val="22"/>
               </w:rPr>
               <w:t>6.2 Views</w:t>
             </w:r>
@@ -2555,6 +3124,8 @@
               <w:rPr>
                 <w:noProof/>
                 <w:webHidden/>
+                <w:sz w:val="22"/>
+                <w:szCs w:val="22"/>
               </w:rPr>
               <w:tab/>
             </w:r>
@@ -2562,6 +3133,8 @@
               <w:rPr>
                 <w:noProof/>
                 <w:webHidden/>
+                <w:sz w:val="22"/>
+                <w:szCs w:val="22"/>
               </w:rPr>
               <w:fldChar w:fldCharType="begin"/>
             </w:r>
@@ -2569,19 +3142,25 @@
               <w:rPr>
                 <w:noProof/>
                 <w:webHidden/>
-              </w:rPr>
-              <w:instrText xml:space="preserve"> PAGEREF _Toc235288198 \h </w:instrText>
+                <w:sz w:val="22"/>
+                <w:szCs w:val="22"/>
+              </w:rPr>
+              <w:instrText xml:space="preserve"> PAGEREF _Toc235362058 \h </w:instrText>
             </w:r>
             <w:r>
               <w:rPr>
                 <w:noProof/>
                 <w:webHidden/>
+                <w:sz w:val="22"/>
+                <w:szCs w:val="22"/>
               </w:rPr>
             </w:r>
             <w:r>
               <w:rPr>
                 <w:noProof/>
                 <w:webHidden/>
+                <w:sz w:val="22"/>
+                <w:szCs w:val="22"/>
               </w:rPr>
               <w:fldChar w:fldCharType="separate"/>
             </w:r>
@@ -2589,6 +3168,8 @@
               <w:rPr>
                 <w:noProof/>
                 <w:webHidden/>
+                <w:sz w:val="22"/>
+                <w:szCs w:val="22"/>
               </w:rPr>
               <w:t>13</w:t>
             </w:r>
@@ -2596,6 +3177,8 @@
               <w:rPr>
                 <w:noProof/>
                 <w:webHidden/>
+                <w:sz w:val="22"/>
+                <w:szCs w:val="22"/>
               </w:rPr>
               <w:fldChar w:fldCharType="end"/>
             </w:r>
@@ -2611,16 +3194,20 @@
               <w:rFonts w:asciiTheme="minorHAnsi" w:eastAsiaTheme="minorEastAsia" w:hAnsiTheme="minorHAnsi" w:cstheme="minorBidi"/>
               <w:noProof/>
               <w:kern w:val="2"/>
+              <w:sz w:val="22"/>
+              <w:szCs w:val="22"/>
               <w14:ligatures w14:val="standardContextual"/>
             </w:rPr>
           </w:pPr>
-          <w:hyperlink w:anchor="_Toc235288199" w:history="1">
+          <w:hyperlink w:anchor="_Toc235362059" w:history="1">
             <w:r>
               <w:rPr>
                 <w:rStyle w:val="Kpr"/>
                 <w:b/>
                 <w:bCs/>
                 <w:noProof/>
+                <w:sz w:val="22"/>
+                <w:szCs w:val="22"/>
               </w:rPr>
               <w:t>6.3 Triggers</w:t>
             </w:r>
@@ -2628,6 +3215,8 @@
               <w:rPr>
                 <w:noProof/>
                 <w:webHidden/>
+                <w:sz w:val="22"/>
+                <w:szCs w:val="22"/>
               </w:rPr>
               <w:tab/>
             </w:r>
@@ -2635,6 +3224,8 @@
               <w:rPr>
                 <w:noProof/>
                 <w:webHidden/>
+                <w:sz w:val="22"/>
+                <w:szCs w:val="22"/>
               </w:rPr>
               <w:fldChar w:fldCharType="begin"/>
             </w:r>
@@ -2642,19 +3233,25 @@
               <w:rPr>
                 <w:noProof/>
                 <w:webHidden/>
-              </w:rPr>
-              <w:instrText xml:space="preserve"> PAGEREF _Toc235288199 \h </w:instrText>
+                <w:sz w:val="22"/>
+                <w:szCs w:val="22"/>
+              </w:rPr>
+              <w:instrText xml:space="preserve"> PAGEREF _Toc235362059 \h </w:instrText>
             </w:r>
             <w:r>
               <w:rPr>
                 <w:noProof/>
                 <w:webHidden/>
+                <w:sz w:val="22"/>
+                <w:szCs w:val="22"/>
               </w:rPr>
             </w:r>
             <w:r>
               <w:rPr>
                 <w:noProof/>
                 <w:webHidden/>
+                <w:sz w:val="22"/>
+                <w:szCs w:val="22"/>
               </w:rPr>
               <w:fldChar w:fldCharType="separate"/>
             </w:r>
@@ -2662,6 +3259,8 @@
               <w:rPr>
                 <w:noProof/>
                 <w:webHidden/>
+                <w:sz w:val="22"/>
+                <w:szCs w:val="22"/>
               </w:rPr>
               <w:t>13</w:t>
             </w:r>
@@ -2669,6 +3268,8 @@
               <w:rPr>
                 <w:noProof/>
                 <w:webHidden/>
+                <w:sz w:val="22"/>
+                <w:szCs w:val="22"/>
               </w:rPr>
               <w:fldChar w:fldCharType="end"/>
             </w:r>
@@ -2684,10 +3285,12 @@
               <w:rFonts w:asciiTheme="minorHAnsi" w:eastAsiaTheme="minorEastAsia" w:hAnsiTheme="minorHAnsi" w:cstheme="minorBidi"/>
               <w:noProof/>
               <w:kern w:val="2"/>
+              <w:sz w:val="22"/>
+              <w:szCs w:val="22"/>
               <w14:ligatures w14:val="standardContextual"/>
             </w:rPr>
           </w:pPr>
-          <w:hyperlink w:anchor="_Toc235288200" w:history="1">
+          <w:hyperlink w:anchor="_Toc235362060" w:history="1">
             <w:r>
               <w:rPr>
                 <w:rStyle w:val="Kpr"/>
@@ -2696,6 +3299,8 @@
                 <w:i/>
                 <w:iCs/>
                 <w:noProof/>
+                <w:sz w:val="22"/>
+                <w:szCs w:val="22"/>
               </w:rPr>
               <w:t>6.3.1 Overlap Prevention Trigger (mandatory)</w:t>
             </w:r>
@@ -2703,6 +3308,8 @@
               <w:rPr>
                 <w:noProof/>
                 <w:webHidden/>
+                <w:sz w:val="22"/>
+                <w:szCs w:val="22"/>
               </w:rPr>
               <w:tab/>
             </w:r>
@@ -2710,6 +3317,8 @@
               <w:rPr>
                 <w:noProof/>
                 <w:webHidden/>
+                <w:sz w:val="22"/>
+                <w:szCs w:val="22"/>
               </w:rPr>
               <w:fldChar w:fldCharType="begin"/>
             </w:r>
@@ -2717,19 +3326,25 @@
               <w:rPr>
                 <w:noProof/>
                 <w:webHidden/>
-              </w:rPr>
-              <w:instrText xml:space="preserve"> PAGEREF _Toc235288200 \h </w:instrText>
+                <w:sz w:val="22"/>
+                <w:szCs w:val="22"/>
+              </w:rPr>
+              <w:instrText xml:space="preserve"> PAGEREF _Toc235362060 \h </w:instrText>
             </w:r>
             <w:r>
               <w:rPr>
                 <w:noProof/>
                 <w:webHidden/>
+                <w:sz w:val="22"/>
+                <w:szCs w:val="22"/>
               </w:rPr>
             </w:r>
             <w:r>
               <w:rPr>
                 <w:noProof/>
                 <w:webHidden/>
+                <w:sz w:val="22"/>
+                <w:szCs w:val="22"/>
               </w:rPr>
               <w:fldChar w:fldCharType="separate"/>
             </w:r>
@@ -2737,6 +3352,8 @@
               <w:rPr>
                 <w:noProof/>
                 <w:webHidden/>
+                <w:sz w:val="22"/>
+                <w:szCs w:val="22"/>
               </w:rPr>
               <w:t>13</w:t>
             </w:r>
@@ -2744,6 +3361,8 @@
               <w:rPr>
                 <w:noProof/>
                 <w:webHidden/>
+                <w:sz w:val="22"/>
+                <w:szCs w:val="22"/>
               </w:rPr>
               <w:fldChar w:fldCharType="end"/>
             </w:r>
@@ -2759,10 +3378,12 @@
               <w:rFonts w:asciiTheme="minorHAnsi" w:eastAsiaTheme="minorEastAsia" w:hAnsiTheme="minorHAnsi" w:cstheme="minorBidi"/>
               <w:noProof/>
               <w:kern w:val="2"/>
+              <w:sz w:val="22"/>
+              <w:szCs w:val="22"/>
               <w14:ligatures w14:val="standardContextual"/>
             </w:rPr>
           </w:pPr>
-          <w:hyperlink w:anchor="_Toc235288201" w:history="1">
+          <w:hyperlink w:anchor="_Toc235362061" w:history="1">
             <w:r>
               <w:rPr>
                 <w:rStyle w:val="Kpr"/>
@@ -2771,6 +3392,8 @@
                 <w:i/>
                 <w:iCs/>
                 <w:noProof/>
+                <w:sz w:val="22"/>
+                <w:szCs w:val="22"/>
               </w:rPr>
               <w:t>6.3.2 Derived-Attribute Maintenance Trigger (additional)</w:t>
             </w:r>
@@ -2778,6 +3401,8 @@
               <w:rPr>
                 <w:noProof/>
                 <w:webHidden/>
+                <w:sz w:val="22"/>
+                <w:szCs w:val="22"/>
               </w:rPr>
               <w:tab/>
             </w:r>
@@ -2785,6 +3410,8 @@
               <w:rPr>
                 <w:noProof/>
                 <w:webHidden/>
+                <w:sz w:val="22"/>
+                <w:szCs w:val="22"/>
               </w:rPr>
               <w:fldChar w:fldCharType="begin"/>
             </w:r>
@@ -2792,19 +3419,25 @@
               <w:rPr>
                 <w:noProof/>
                 <w:webHidden/>
-              </w:rPr>
-              <w:instrText xml:space="preserve"> PAGEREF _Toc235288201 \h </w:instrText>
+                <w:sz w:val="22"/>
+                <w:szCs w:val="22"/>
+              </w:rPr>
+              <w:instrText xml:space="preserve"> PAGEREF _Toc235362061 \h </w:instrText>
             </w:r>
             <w:r>
               <w:rPr>
                 <w:noProof/>
                 <w:webHidden/>
+                <w:sz w:val="22"/>
+                <w:szCs w:val="22"/>
               </w:rPr>
             </w:r>
             <w:r>
               <w:rPr>
                 <w:noProof/>
                 <w:webHidden/>
+                <w:sz w:val="22"/>
+                <w:szCs w:val="22"/>
               </w:rPr>
               <w:fldChar w:fldCharType="separate"/>
             </w:r>
@@ -2812,6 +3445,8 @@
               <w:rPr>
                 <w:noProof/>
                 <w:webHidden/>
+                <w:sz w:val="22"/>
+                <w:szCs w:val="22"/>
               </w:rPr>
               <w:t>14</w:t>
             </w:r>
@@ -2819,6 +3454,8 @@
               <w:rPr>
                 <w:noProof/>
                 <w:webHidden/>
+                <w:sz w:val="22"/>
+                <w:szCs w:val="22"/>
               </w:rPr>
               <w:fldChar w:fldCharType="end"/>
             </w:r>
@@ -2834,10 +3471,12 @@
               <w:rFonts w:asciiTheme="minorHAnsi" w:eastAsiaTheme="minorEastAsia" w:hAnsiTheme="minorHAnsi" w:cstheme="minorBidi"/>
               <w:noProof/>
               <w:kern w:val="2"/>
+              <w:sz w:val="22"/>
+              <w:szCs w:val="22"/>
               <w14:ligatures w14:val="standardContextual"/>
             </w:rPr>
           </w:pPr>
-          <w:hyperlink w:anchor="_Toc235288202" w:history="1">
+          <w:hyperlink w:anchor="_Toc235362062" w:history="1">
             <w:r>
               <w:rPr>
                 <w:rStyle w:val="Kpr"/>
@@ -2846,6 +3485,8 @@
                 <w:i/>
                 <w:iCs/>
                 <w:noProof/>
+                <w:sz w:val="22"/>
+                <w:szCs w:val="22"/>
               </w:rPr>
               <w:t>6.3.3 Overlap-Check Gap Closure Trigger (additional)</w:t>
             </w:r>
@@ -2853,6 +3494,8 @@
               <w:rPr>
                 <w:noProof/>
                 <w:webHidden/>
+                <w:sz w:val="22"/>
+                <w:szCs w:val="22"/>
               </w:rPr>
               <w:tab/>
             </w:r>
@@ -2860,6 +3503,8 @@
               <w:rPr>
                 <w:noProof/>
                 <w:webHidden/>
+                <w:sz w:val="22"/>
+                <w:szCs w:val="22"/>
               </w:rPr>
               <w:fldChar w:fldCharType="begin"/>
             </w:r>
@@ -2867,19 +3512,25 @@
               <w:rPr>
                 <w:noProof/>
                 <w:webHidden/>
-              </w:rPr>
-              <w:instrText xml:space="preserve"> PAGEREF _Toc235288202 \h </w:instrText>
+                <w:sz w:val="22"/>
+                <w:szCs w:val="22"/>
+              </w:rPr>
+              <w:instrText xml:space="preserve"> PAGEREF _Toc235362062 \h </w:instrText>
             </w:r>
             <w:r>
               <w:rPr>
                 <w:noProof/>
                 <w:webHidden/>
+                <w:sz w:val="22"/>
+                <w:szCs w:val="22"/>
               </w:rPr>
             </w:r>
             <w:r>
               <w:rPr>
                 <w:noProof/>
                 <w:webHidden/>
+                <w:sz w:val="22"/>
+                <w:szCs w:val="22"/>
               </w:rPr>
               <w:fldChar w:fldCharType="separate"/>
             </w:r>
@@ -2887,6 +3538,8 @@
               <w:rPr>
                 <w:noProof/>
                 <w:webHidden/>
+                <w:sz w:val="22"/>
+                <w:szCs w:val="22"/>
               </w:rPr>
               <w:t>14</w:t>
             </w:r>
@@ -2894,6 +3547,8 @@
               <w:rPr>
                 <w:noProof/>
                 <w:webHidden/>
+                <w:sz w:val="22"/>
+                <w:szCs w:val="22"/>
               </w:rPr>
               <w:fldChar w:fldCharType="end"/>
             </w:r>
@@ -2908,72 +3563,54 @@
               <w:bCs w:val="0"/>
               <w:color w:val="auto"/>
               <w:kern w:val="2"/>
-              <w:sz w:val="24"/>
-              <w:szCs w:val="24"/>
               <w14:ligatures w14:val="standardContextual"/>
             </w:rPr>
           </w:pPr>
-          <w:hyperlink w:anchor="_Toc235288203" w:history="1">
+          <w:hyperlink w:anchor="_Toc235362063" w:history="1">
             <w:r>
               <w:rPr>
                 <w:rStyle w:val="Kpr"/>
-                <w:sz w:val="24"/>
-                <w:szCs w:val="24"/>
               </w:rPr>
               <w:t>7. Sample Queries and Verified Results</w:t>
             </w:r>
             <w:r>
               <w:rPr>
                 <w:webHidden/>
-                <w:sz w:val="24"/>
-                <w:szCs w:val="24"/>
               </w:rPr>
               <w:tab/>
             </w:r>
             <w:r>
               <w:rPr>
                 <w:webHidden/>
-                <w:sz w:val="24"/>
-                <w:szCs w:val="24"/>
               </w:rPr>
               <w:fldChar w:fldCharType="begin"/>
             </w:r>
             <w:r>
               <w:rPr>
                 <w:webHidden/>
-                <w:sz w:val="24"/>
-                <w:szCs w:val="24"/>
-              </w:rPr>
-              <w:instrText xml:space="preserve"> PAGEREF _Toc235288203 \h </w:instrText>
+              </w:rPr>
+              <w:instrText xml:space="preserve"> PAGEREF _Toc235362063 \h </w:instrText>
             </w:r>
             <w:r>
               <w:rPr>
                 <w:webHidden/>
-                <w:sz w:val="24"/>
-                <w:szCs w:val="24"/>
               </w:rPr>
             </w:r>
             <w:r>
               <w:rPr>
                 <w:webHidden/>
-                <w:sz w:val="24"/>
-                <w:szCs w:val="24"/>
               </w:rPr>
               <w:fldChar w:fldCharType="separate"/>
             </w:r>
             <w:r>
               <w:rPr>
                 <w:webHidden/>
-                <w:sz w:val="24"/>
-                <w:szCs w:val="24"/>
               </w:rPr>
               <w:t>15</w:t>
             </w:r>
             <w:r>
               <w:rPr>
                 <w:webHidden/>
-                <w:sz w:val="24"/>
-                <w:szCs w:val="24"/>
               </w:rPr>
               <w:fldChar w:fldCharType="end"/>
             </w:r>
@@ -2989,16 +3626,20 @@
               <w:rFonts w:asciiTheme="minorHAnsi" w:eastAsiaTheme="minorEastAsia" w:hAnsiTheme="minorHAnsi" w:cstheme="minorBidi"/>
               <w:noProof/>
               <w:kern w:val="2"/>
+              <w:sz w:val="22"/>
+              <w:szCs w:val="22"/>
               <w14:ligatures w14:val="standardContextual"/>
             </w:rPr>
           </w:pPr>
-          <w:hyperlink w:anchor="_Toc235288204" w:history="1">
+          <w:hyperlink w:anchor="_Toc235362064" w:history="1">
             <w:r>
               <w:rPr>
                 <w:rStyle w:val="Kpr"/>
                 <w:b/>
                 <w:bCs/>
                 <w:noProof/>
+                <w:sz w:val="22"/>
+                <w:szCs w:val="22"/>
               </w:rPr>
               <w:t>7.1 Sample Queries and Verified Results Examples</w:t>
             </w:r>
@@ -3006,6 +3647,8 @@
               <w:rPr>
                 <w:noProof/>
                 <w:webHidden/>
+                <w:sz w:val="22"/>
+                <w:szCs w:val="22"/>
               </w:rPr>
               <w:tab/>
             </w:r>
@@ -3013,6 +3656,8 @@
               <w:rPr>
                 <w:noProof/>
                 <w:webHidden/>
+                <w:sz w:val="22"/>
+                <w:szCs w:val="22"/>
               </w:rPr>
               <w:fldChar w:fldCharType="begin"/>
             </w:r>
@@ -3020,19 +3665,25 @@
               <w:rPr>
                 <w:noProof/>
                 <w:webHidden/>
-              </w:rPr>
-              <w:instrText xml:space="preserve"> PAGEREF _Toc235288204 \h </w:instrText>
+                <w:sz w:val="22"/>
+                <w:szCs w:val="22"/>
+              </w:rPr>
+              <w:instrText xml:space="preserve"> PAGEREF _Toc235362064 \h </w:instrText>
             </w:r>
             <w:r>
               <w:rPr>
                 <w:noProof/>
                 <w:webHidden/>
+                <w:sz w:val="22"/>
+                <w:szCs w:val="22"/>
               </w:rPr>
             </w:r>
             <w:r>
               <w:rPr>
                 <w:noProof/>
                 <w:webHidden/>
+                <w:sz w:val="22"/>
+                <w:szCs w:val="22"/>
               </w:rPr>
               <w:fldChar w:fldCharType="separate"/>
             </w:r>
@@ -3040,6 +3691,8 @@
               <w:rPr>
                 <w:noProof/>
                 <w:webHidden/>
+                <w:sz w:val="22"/>
+                <w:szCs w:val="22"/>
               </w:rPr>
               <w:t>16</w:t>
             </w:r>
@@ -3047,6 +3700,8 @@
               <w:rPr>
                 <w:noProof/>
                 <w:webHidden/>
+                <w:sz w:val="22"/>
+                <w:szCs w:val="22"/>
               </w:rPr>
               <w:fldChar w:fldCharType="end"/>
             </w:r>
@@ -3061,72 +3716,116 @@
               <w:bCs w:val="0"/>
               <w:color w:val="auto"/>
               <w:kern w:val="2"/>
-              <w:sz w:val="24"/>
-              <w:szCs w:val="24"/>
               <w14:ligatures w14:val="standardContextual"/>
             </w:rPr>
           </w:pPr>
-          <w:hyperlink w:anchor="_Toc235288205" w:history="1">
+          <w:hyperlink w:anchor="_Toc235362065" w:history="1">
             <w:r>
               <w:rPr>
                 <w:rStyle w:val="Kpr"/>
-                <w:sz w:val="24"/>
-                <w:szCs w:val="24"/>
               </w:rPr>
               <w:t>8. Test Data Summary</w:t>
             </w:r>
             <w:r>
               <w:rPr>
                 <w:webHidden/>
-                <w:sz w:val="24"/>
-                <w:szCs w:val="24"/>
               </w:rPr>
               <w:tab/>
             </w:r>
             <w:r>
               <w:rPr>
                 <w:webHidden/>
-                <w:sz w:val="24"/>
-                <w:szCs w:val="24"/>
               </w:rPr>
               <w:fldChar w:fldCharType="begin"/>
             </w:r>
             <w:r>
               <w:rPr>
                 <w:webHidden/>
-                <w:sz w:val="24"/>
-                <w:szCs w:val="24"/>
-              </w:rPr>
-              <w:instrText xml:space="preserve"> PAGEREF _Toc235288205 \h </w:instrText>
+              </w:rPr>
+              <w:instrText xml:space="preserve"> PAGEREF _Toc235362065 \h </w:instrText>
             </w:r>
             <w:r>
               <w:rPr>
                 <w:webHidden/>
-                <w:sz w:val="24"/>
-                <w:szCs w:val="24"/>
               </w:rPr>
             </w:r>
             <w:r>
               <w:rPr>
                 <w:webHidden/>
-                <w:sz w:val="24"/>
-                <w:szCs w:val="24"/>
               </w:rPr>
               <w:fldChar w:fldCharType="separate"/>
             </w:r>
             <w:r>
               <w:rPr>
                 <w:webHidden/>
-                <w:sz w:val="24"/>
-                <w:szCs w:val="24"/>
               </w:rPr>
               <w:t>17</w:t>
             </w:r>
             <w:r>
               <w:rPr>
                 <w:webHidden/>
-                <w:sz w:val="24"/>
-                <w:szCs w:val="24"/>
+              </w:rPr>
+              <w:fldChar w:fldCharType="end"/>
+            </w:r>
+          </w:hyperlink>
+        </w:p>
+        <w:p>
+          <w:pPr>
+            <w:pStyle w:val="T1"/>
+            <w:rPr>
+              <w:rFonts w:asciiTheme="minorHAnsi" w:eastAsiaTheme="minorEastAsia" w:hAnsiTheme="minorHAnsi" w:cstheme="minorBidi"/>
+              <w:b w:val="0"/>
+              <w:bCs w:val="0"/>
+              <w:color w:val="auto"/>
+              <w:kern w:val="2"/>
+              <w14:ligatures w14:val="standardContextual"/>
+            </w:rPr>
+          </w:pPr>
+          <w:hyperlink w:anchor="_Toc235362066" w:history="1">
+            <w:r>
+              <w:rPr>
+                <w:rStyle w:val="Kpr"/>
+              </w:rPr>
+              <w:t>9. Generative-AI Usage Declaration</w:t>
+            </w:r>
+            <w:r>
+              <w:rPr>
+                <w:webHidden/>
+              </w:rPr>
+              <w:tab/>
+            </w:r>
+            <w:r>
+              <w:rPr>
+                <w:webHidden/>
+              </w:rPr>
+              <w:fldChar w:fldCharType="begin"/>
+            </w:r>
+            <w:r>
+              <w:rPr>
+                <w:webHidden/>
+              </w:rPr>
+              <w:instrText xml:space="preserve"> PAGEREF _Toc235362066 \h </w:instrText>
+            </w:r>
+            <w:r>
+              <w:rPr>
+                <w:webHidden/>
+              </w:rPr>
+            </w:r>
+            <w:r>
+              <w:rPr>
+                <w:webHidden/>
+              </w:rPr>
+              <w:fldChar w:fldCharType="separate"/>
+            </w:r>
+            <w:r>
+              <w:rPr>
+                <w:webHidden/>
+              </w:rPr>
+              <w:t>17</w:t>
+            </w:r>
+            <w:r>
+              <w:rPr>
+                <w:webHidden/>
               </w:rPr>
               <w:fldChar w:fldCharType="end"/>
             </w:r>
@@ -3143,7 +3842,10 @@
             <w:rPr>
               <w:b/>
               <w:bCs/>
+              <w:sz w:val="22"/>
+              <w:szCs w:val="22"/>
             </w:rPr>
+            <w:lastRenderedPageBreak/>
             <w:fldChar w:fldCharType="end"/>
           </w:r>
         </w:p>
@@ -3158,14 +3860,14 @@
           <w:color w:val="0E2841" w:themeColor="text2"/>
         </w:rPr>
       </w:pPr>
-      <w:bookmarkStart w:id="0" w:name="_Toc235288171"/>
+      <w:bookmarkStart w:id="0" w:name="_Toc235362028"/>
       <w:r>
         <w:rPr>
           <w:b/>
           <w:bCs/>
           <w:color w:val="0E2841" w:themeColor="text2"/>
         </w:rPr>
-        <w:t>1. R</w:t>
+        <w:t xml:space="preserve">1. </w:t>
       </w:r>
       <w:proofErr w:type="spellStart"/>
       <w:r>
@@ -3174,7 +3876,7 @@
           <w:bCs/>
           <w:color w:val="0E2841" w:themeColor="text2"/>
         </w:rPr>
-        <w:t>equirement</w:t>
+        <w:t>Requirement</w:t>
       </w:r>
       <w:proofErr w:type="spellEnd"/>
       <w:r>
@@ -3192,7 +3894,7 @@
         <w:pStyle w:val="Balk2"/>
         <w:spacing w:before="240" w:after="120"/>
       </w:pPr>
-      <w:bookmarkStart w:id="1" w:name="_Toc235288172"/>
+      <w:bookmarkStart w:id="1" w:name="_Toc235362029"/>
       <w:r>
         <w:rPr>
           <w:b/>
@@ -3620,7 +4322,7 @@
         <w:pStyle w:val="Balk2"/>
         <w:spacing w:before="240" w:after="120"/>
       </w:pPr>
-      <w:bookmarkStart w:id="2" w:name="_Toc235288173"/>
+      <w:bookmarkStart w:id="2" w:name="_Toc235362030"/>
       <w:r>
         <w:rPr>
           <w:b/>
@@ -5430,7 +6132,7 @@
         <w:pStyle w:val="Balk2"/>
         <w:spacing w:before="240" w:after="120"/>
       </w:pPr>
-      <w:bookmarkStart w:id="3" w:name="_Toc235288174"/>
+      <w:bookmarkStart w:id="3" w:name="_Toc235362031"/>
       <w:r>
         <w:rPr>
           <w:b/>
@@ -6868,7 +7570,7 @@
         <w:pStyle w:val="Balk2"/>
         <w:spacing w:before="240" w:after="120"/>
       </w:pPr>
-      <w:bookmarkStart w:id="4" w:name="_Toc235288175"/>
+      <w:bookmarkStart w:id="4" w:name="_Toc235362032"/>
       <w:r>
         <w:rPr>
           <w:b/>
@@ -7574,7 +8276,7 @@
         <w:pStyle w:val="Balk1"/>
         <w:spacing w:before="320" w:after="160"/>
       </w:pPr>
-      <w:bookmarkStart w:id="5" w:name="_Toc235288176"/>
+      <w:bookmarkStart w:id="5" w:name="_Toc235362033"/>
       <w:r>
         <w:rPr>
           <w:b/>
@@ -8140,7 +8842,7 @@
         <w:pStyle w:val="Balk2"/>
         <w:spacing w:before="240" w:after="120"/>
       </w:pPr>
-      <w:bookmarkStart w:id="6" w:name="_Toc235288177"/>
+      <w:bookmarkStart w:id="6" w:name="_Toc235362034"/>
       <w:r>
         <w:rPr>
           <w:b/>
@@ -9814,7 +10516,7 @@
         <w:pStyle w:val="Balk2"/>
         <w:spacing w:before="240" w:after="120"/>
       </w:pPr>
-      <w:bookmarkStart w:id="7" w:name="_Toc235288178"/>
+      <w:bookmarkStart w:id="7" w:name="_Toc235362035"/>
       <w:r>
         <w:rPr>
           <w:b/>
@@ -11689,16 +12391,22 @@
       </w:tr>
     </w:tbl>
     <w:p>
-      <w:r>
-        <w:br w:type="page"/>
-      </w:r>
-      <w:r>
+      <w:pPr>
+        <w:pStyle w:val="Balk1"/>
         <w:rPr>
           <w:b/>
           <w:bCs/>
-          <w:color w:val="1F3864"/>
-          <w:sz w:val="32"/>
-          <w:szCs w:val="32"/>
+        </w:rPr>
+      </w:pPr>
+      <w:r>
+        <w:br w:type="page"/>
+      </w:r>
+      <w:bookmarkStart w:id="8" w:name="_Toc235362036"/>
+      <w:r>
+        <w:rPr>
+          <w:b/>
+          <w:bCs/>
+          <w:color w:val="0E2841" w:themeColor="text2"/>
         </w:rPr>
         <w:lastRenderedPageBreak/>
         <w:t xml:space="preserve">3. </w:t>
@@ -11708,9 +12416,7 @@
         <w:rPr>
           <w:b/>
           <w:bCs/>
-          <w:color w:val="1F3864"/>
-          <w:sz w:val="32"/>
-          <w:szCs w:val="32"/>
+          <w:color w:val="0E2841" w:themeColor="text2"/>
         </w:rPr>
         <w:t>Mapping</w:t>
       </w:r>
@@ -11719,9 +12425,7 @@
         <w:rPr>
           <w:b/>
           <w:bCs/>
-          <w:color w:val="1F3864"/>
-          <w:sz w:val="32"/>
-          <w:szCs w:val="32"/>
+          <w:color w:val="0E2841" w:themeColor="text2"/>
         </w:rPr>
         <w:t xml:space="preserve"> </w:t>
       </w:r>
@@ -11730,9 +12434,7 @@
         <w:rPr>
           <w:b/>
           <w:bCs/>
-          <w:color w:val="1F3864"/>
-          <w:sz w:val="32"/>
-          <w:szCs w:val="32"/>
+          <w:color w:val="0E2841" w:themeColor="text2"/>
         </w:rPr>
         <w:t>the</w:t>
       </w:r>
@@ -11741,9 +12443,7 @@
         <w:rPr>
           <w:b/>
           <w:bCs/>
-          <w:color w:val="1F3864"/>
-          <w:sz w:val="32"/>
-          <w:szCs w:val="32"/>
+          <w:color w:val="0E2841" w:themeColor="text2"/>
         </w:rPr>
         <w:t xml:space="preserve"> EER Model </w:t>
       </w:r>
@@ -11752,9 +12452,7 @@
         <w:rPr>
           <w:b/>
           <w:bCs/>
-          <w:color w:val="1F3864"/>
-          <w:sz w:val="32"/>
-          <w:szCs w:val="32"/>
+          <w:color w:val="0E2841" w:themeColor="text2"/>
         </w:rPr>
         <w:t>to</w:t>
       </w:r>
@@ -11763,9 +12461,7 @@
         <w:rPr>
           <w:b/>
           <w:bCs/>
-          <w:color w:val="1F3864"/>
-          <w:sz w:val="32"/>
-          <w:szCs w:val="32"/>
+          <w:color w:val="0E2841" w:themeColor="text2"/>
         </w:rPr>
         <w:t xml:space="preserve"> </w:t>
       </w:r>
@@ -11774,9 +12470,7 @@
         <w:rPr>
           <w:b/>
           <w:bCs/>
-          <w:color w:val="1F3864"/>
-          <w:sz w:val="32"/>
-          <w:szCs w:val="32"/>
+          <w:color w:val="0E2841" w:themeColor="text2"/>
         </w:rPr>
         <w:t>the</w:t>
       </w:r>
@@ -11785,9 +12479,7 @@
         <w:rPr>
           <w:b/>
           <w:bCs/>
-          <w:color w:val="1F3864"/>
-          <w:sz w:val="32"/>
-          <w:szCs w:val="32"/>
+          <w:color w:val="0E2841" w:themeColor="text2"/>
         </w:rPr>
         <w:t xml:space="preserve"> </w:t>
       </w:r>
@@ -11796,9 +12488,7 @@
         <w:rPr>
           <w:b/>
           <w:bCs/>
-          <w:color w:val="1F3864"/>
-          <w:sz w:val="32"/>
-          <w:szCs w:val="32"/>
+          <w:color w:val="0E2841" w:themeColor="text2"/>
         </w:rPr>
         <w:t>Relational</w:t>
       </w:r>
@@ -11807,19 +12497,18 @@
         <w:rPr>
           <w:b/>
           <w:bCs/>
-          <w:color w:val="1F3864"/>
-          <w:sz w:val="32"/>
-          <w:szCs w:val="32"/>
+          <w:color w:val="0E2841" w:themeColor="text2"/>
         </w:rPr>
         <w:t xml:space="preserve"> Model</w:t>
       </w:r>
+      <w:bookmarkEnd w:id="8"/>
     </w:p>
     <w:p>
       <w:pPr>
         <w:pStyle w:val="Balk2"/>
         <w:spacing w:before="240" w:after="120"/>
       </w:pPr>
-      <w:bookmarkStart w:id="8" w:name="_Toc235288179"/>
+      <w:bookmarkStart w:id="9" w:name="_Toc235362037"/>
       <w:r>
         <w:rPr>
           <w:b/>
@@ -11863,7 +12552,7 @@
         </w:rPr>
         <w:t>Strategy</w:t>
       </w:r>
-      <w:bookmarkEnd w:id="8"/>
+      <w:bookmarkEnd w:id="9"/>
       <w:proofErr w:type="spellEnd"/>
     </w:p>
     <w:p>
@@ -12845,7 +13534,7 @@
         <w:pStyle w:val="Balk2"/>
         <w:spacing w:before="240" w:after="120"/>
       </w:pPr>
-      <w:bookmarkStart w:id="9" w:name="_Toc235288180"/>
+      <w:bookmarkStart w:id="10" w:name="_Toc235362038"/>
       <w:r>
         <w:rPr>
           <w:b/>
@@ -13032,7 +13721,7 @@
         </w:rPr>
         <w:t>)</w:t>
       </w:r>
-      <w:bookmarkEnd w:id="9"/>
+      <w:bookmarkEnd w:id="10"/>
     </w:p>
     <w:tbl>
       <w:tblPr>
@@ -16223,7 +16912,7 @@
         <w:pStyle w:val="Balk2"/>
         <w:spacing w:before="240" w:after="120"/>
       </w:pPr>
-      <w:bookmarkStart w:id="10" w:name="_Toc235288181"/>
+      <w:bookmarkStart w:id="11" w:name="_Toc235362039"/>
       <w:r>
         <w:rPr>
           <w:b/>
@@ -16289,7 +16978,7 @@
         </w:rPr>
         <w:t>Keys</w:t>
       </w:r>
-      <w:bookmarkEnd w:id="10"/>
+      <w:bookmarkEnd w:id="11"/>
       <w:proofErr w:type="spellEnd"/>
     </w:p>
     <w:p>
@@ -16610,7 +17299,7 @@
         <w:pStyle w:val="Balk2"/>
         <w:spacing w:before="240" w:after="120"/>
       </w:pPr>
-      <w:bookmarkStart w:id="11" w:name="_Toc235288182"/>
+      <w:bookmarkStart w:id="12" w:name="_Toc235362040"/>
       <w:r>
         <w:rPr>
           <w:b/>
@@ -16676,7 +17365,7 @@
         </w:rPr>
         <w:t>Notes</w:t>
       </w:r>
-      <w:bookmarkEnd w:id="11"/>
+      <w:bookmarkEnd w:id="12"/>
       <w:proofErr w:type="spellEnd"/>
     </w:p>
     <w:p>
@@ -17386,7 +18075,7 @@
         <w:pStyle w:val="Balk2"/>
         <w:spacing w:before="240" w:after="120"/>
       </w:pPr>
-      <w:bookmarkStart w:id="12" w:name="_Toc235288183"/>
+      <w:bookmarkStart w:id="13" w:name="_Toc235362041"/>
       <w:r>
         <w:rPr>
           <w:b/>
@@ -17463,7 +18152,7 @@
         </w:rPr>
         <w:t xml:space="preserve"> Design</w:t>
       </w:r>
-      <w:bookmarkEnd w:id="12"/>
+      <w:bookmarkEnd w:id="13"/>
     </w:p>
     <w:p>
       <w:pPr>
@@ -17931,67 +18620,59 @@
       </w:r>
     </w:p>
     <w:p>
-      <w:r>
+      <w:pPr>
+        <w:pStyle w:val="Balk1"/>
         <w:rPr>
           <w:b/>
           <w:bCs/>
-          <w:color w:val="1F3864"/>
-          <w:sz w:val="32"/>
-          <w:szCs w:val="32"/>
-        </w:rPr>
-        <w:t xml:space="preserve">4. </w:t>
-      </w:r>
-      <w:proofErr w:type="spellStart"/>
+          <w:color w:val="0E2841" w:themeColor="text2"/>
+        </w:rPr>
+      </w:pPr>
+      <w:bookmarkStart w:id="14" w:name="_Toc235362042"/>
       <w:r>
         <w:rPr>
           <w:b/>
           <w:bCs/>
-          <w:color w:val="1F3864"/>
-          <w:sz w:val="32"/>
-          <w:szCs w:val="32"/>
-        </w:rPr>
-        <w:t>Normalization</w:t>
-      </w:r>
-      <w:proofErr w:type="spellEnd"/>
+          <w:color w:val="0E2841" w:themeColor="text2"/>
+        </w:rPr>
+        <w:t xml:space="preserve">4. </w:t>
+      </w:r>
+      <w:proofErr w:type="spellStart"/>
       <w:r>
         <w:rPr>
           <w:b/>
           <w:bCs/>
-          <w:color w:val="1F3864"/>
-          <w:sz w:val="32"/>
-          <w:szCs w:val="32"/>
-        </w:rPr>
-        <w:t xml:space="preserve"> </w:t>
-      </w:r>
-      <w:proofErr w:type="spellStart"/>
+          <w:color w:val="0E2841" w:themeColor="text2"/>
+        </w:rPr>
+        <w:t>Normalization</w:t>
+      </w:r>
+      <w:proofErr w:type="spellEnd"/>
       <w:r>
         <w:rPr>
           <w:b/>
           <w:bCs/>
-          <w:color w:val="1F3864"/>
-          <w:sz w:val="32"/>
-          <w:szCs w:val="32"/>
-        </w:rPr>
-        <w:t>Task</w:t>
-      </w:r>
-      <w:proofErr w:type="spellEnd"/>
+          <w:color w:val="0E2841" w:themeColor="text2"/>
+        </w:rPr>
+        <w:t xml:space="preserve"> </w:t>
+      </w:r>
+      <w:proofErr w:type="spellStart"/>
       <w:r>
         <w:rPr>
           <w:b/>
           <w:bCs/>
-          <w:color w:val="1F3864"/>
-          <w:sz w:val="32"/>
-          <w:szCs w:val="32"/>
-        </w:rPr>
-        <w:t xml:space="preserve"> —UNNORMALIZED_GUEST_INVOICE</w:t>
-      </w:r>
+          <w:color w:val="0E2841" w:themeColor="text2"/>
+        </w:rPr>
+        <w:t>Task</w:t>
+      </w:r>
+      <w:bookmarkEnd w:id="14"/>
+      <w:proofErr w:type="spellEnd"/>
     </w:p>
     <w:p>
       <w:pPr>
         <w:pStyle w:val="Balk2"/>
         <w:spacing w:before="240" w:after="120"/>
       </w:pPr>
-      <w:bookmarkStart w:id="13" w:name="_Toc235288184"/>
+      <w:bookmarkStart w:id="15" w:name="_Toc235362043"/>
       <w:r>
         <w:rPr>
           <w:b/>
@@ -18068,7 +18749,7 @@
         </w:rPr>
         <w:t xml:space="preserve"> Problem</w:t>
       </w:r>
-      <w:bookmarkEnd w:id="13"/>
+      <w:bookmarkEnd w:id="15"/>
     </w:p>
     <w:p>
       <w:pPr>
@@ -19166,7 +19847,7 @@
         <w:pStyle w:val="Balk2"/>
         <w:spacing w:before="240" w:after="120"/>
       </w:pPr>
-      <w:bookmarkStart w:id="14" w:name="_Toc235288185"/>
+      <w:bookmarkStart w:id="16" w:name="_Toc235362044"/>
       <w:r>
         <w:rPr>
           <w:b/>
@@ -19177,7 +19858,7 @@
         </w:rPr>
         <w:t>4.1 First Normal Form (1NF)</w:t>
       </w:r>
-      <w:bookmarkEnd w:id="14"/>
+      <w:bookmarkEnd w:id="16"/>
     </w:p>
     <w:p>
       <w:pPr>
@@ -19462,7 +20143,7 @@
         <w:pStyle w:val="Balk2"/>
         <w:spacing w:before="240" w:after="120"/>
       </w:pPr>
-      <w:bookmarkStart w:id="15" w:name="_Toc235288186"/>
+      <w:bookmarkStart w:id="17" w:name="_Toc235362045"/>
       <w:r>
         <w:rPr>
           <w:b/>
@@ -19528,7 +20209,7 @@
         </w:rPr>
         <w:t>Dependencies</w:t>
       </w:r>
-      <w:bookmarkEnd w:id="15"/>
+      <w:bookmarkEnd w:id="17"/>
       <w:proofErr w:type="spellEnd"/>
     </w:p>
     <w:p>
@@ -20853,7 +21534,7 @@
         <w:pStyle w:val="Balk2"/>
         <w:spacing w:before="240" w:after="120"/>
       </w:pPr>
-      <w:bookmarkStart w:id="16" w:name="_Toc235288187"/>
+      <w:bookmarkStart w:id="18" w:name="_Toc235362046"/>
       <w:r>
         <w:rPr>
           <w:b/>
@@ -20919,7 +21600,7 @@
         </w:rPr>
         <w:t>Dependencies</w:t>
       </w:r>
-      <w:bookmarkEnd w:id="16"/>
+      <w:bookmarkEnd w:id="18"/>
       <w:proofErr w:type="spellEnd"/>
     </w:p>
     <w:p>
@@ -22400,7 +23081,7 @@
         <w:pStyle w:val="Balk2"/>
         <w:spacing w:before="240" w:after="120"/>
       </w:pPr>
-      <w:bookmarkStart w:id="17" w:name="_Toc235288188"/>
+      <w:bookmarkStart w:id="19" w:name="_Toc235362047"/>
       <w:r>
         <w:rPr>
           <w:b/>
@@ -22455,7 +23136,7 @@
         </w:rPr>
         <w:t>)</w:t>
       </w:r>
-      <w:bookmarkEnd w:id="17"/>
+      <w:bookmarkEnd w:id="19"/>
     </w:p>
     <w:tbl>
       <w:tblPr>
@@ -23631,7 +24312,7 @@
         <w:pStyle w:val="Balk2"/>
         <w:spacing w:before="240" w:after="120"/>
       </w:pPr>
-      <w:bookmarkStart w:id="18" w:name="_Toc235288189"/>
+      <w:bookmarkStart w:id="20" w:name="_Toc235362048"/>
       <w:r>
         <w:rPr>
           <w:b/>
@@ -23675,7 +24356,7 @@
         </w:rPr>
         <w:t>Check</w:t>
       </w:r>
-      <w:bookmarkEnd w:id="18"/>
+      <w:bookmarkEnd w:id="20"/>
       <w:proofErr w:type="spellEnd"/>
     </w:p>
     <w:p>
@@ -24408,8 +25089,10 @@
         <w:pStyle w:val="Balk3"/>
         <w:spacing w:before="200" w:after="100"/>
       </w:pPr>
-      <w:bookmarkStart w:id="19" w:name="_Toc235284738"/>
-      <w:bookmarkStart w:id="20" w:name="_Toc235288190"/>
+      <w:bookmarkStart w:id="21" w:name="_Toc235284738"/>
+      <w:bookmarkStart w:id="22" w:name="_Toc235288190"/>
+      <w:bookmarkStart w:id="23" w:name="_Toc235361675"/>
+      <w:bookmarkStart w:id="24" w:name="_Toc235362049"/>
       <w:proofErr w:type="spellStart"/>
       <w:r>
         <w:rPr>
@@ -24480,8 +25163,10 @@
         </w:rPr>
         <w:t>schema</w:t>
       </w:r>
-      <w:bookmarkEnd w:id="19"/>
-      <w:bookmarkEnd w:id="20"/>
+      <w:bookmarkEnd w:id="21"/>
+      <w:bookmarkEnd w:id="22"/>
+      <w:bookmarkEnd w:id="23"/>
+      <w:bookmarkEnd w:id="24"/>
       <w:proofErr w:type="spellEnd"/>
     </w:p>
     <w:p>
@@ -25042,14 +25727,18 @@
     <w:p>
       <w:pPr>
         <w:pStyle w:val="Balk1"/>
-        <w:spacing w:before="320" w:after="160"/>
-      </w:pPr>
-      <w:bookmarkStart w:id="21" w:name="_Toc235288191"/>
-      <w:r>
         <w:rPr>
           <w:b/>
           <w:bCs/>
-          <w:color w:val="1F3864"/>
+          <w:color w:val="0E2841" w:themeColor="text2"/>
+        </w:rPr>
+      </w:pPr>
+      <w:bookmarkStart w:id="25" w:name="_Toc235362050"/>
+      <w:r>
+        <w:rPr>
+          <w:b/>
+          <w:bCs/>
+          <w:color w:val="0E2841" w:themeColor="text2"/>
         </w:rPr>
         <w:lastRenderedPageBreak/>
         <w:t xml:space="preserve">5. </w:t>
@@ -25059,7 +25748,7 @@
         <w:rPr>
           <w:b/>
           <w:bCs/>
-          <w:color w:val="1F3864"/>
+          <w:color w:val="0E2841" w:themeColor="text2"/>
         </w:rPr>
         <w:t>Relational</w:t>
       </w:r>
@@ -25068,7 +25757,7 @@
         <w:rPr>
           <w:b/>
           <w:bCs/>
-          <w:color w:val="1F3864"/>
+          <w:color w:val="0E2841" w:themeColor="text2"/>
         </w:rPr>
         <w:t xml:space="preserve"> </w:t>
       </w:r>
@@ -25077,7 +25766,7 @@
         <w:rPr>
           <w:b/>
           <w:bCs/>
-          <w:color w:val="1F3864"/>
+          <w:color w:val="0E2841" w:themeColor="text2"/>
         </w:rPr>
         <w:t>Algebra</w:t>
       </w:r>
@@ -25086,7 +25775,7 @@
         <w:rPr>
           <w:b/>
           <w:bCs/>
-          <w:color w:val="1F3864"/>
+          <w:color w:val="0E2841" w:themeColor="text2"/>
         </w:rPr>
         <w:t xml:space="preserve"> </w:t>
       </w:r>
@@ -25095,11 +25784,11 @@
         <w:rPr>
           <w:b/>
           <w:bCs/>
-          <w:color w:val="1F3864"/>
+          <w:color w:val="0E2841" w:themeColor="text2"/>
         </w:rPr>
         <w:t>Verification</w:t>
       </w:r>
-      <w:bookmarkEnd w:id="21"/>
+      <w:bookmarkEnd w:id="25"/>
       <w:proofErr w:type="spellEnd"/>
     </w:p>
     <w:p>
@@ -25353,7 +26042,7 @@
         <w:pStyle w:val="Balk2"/>
         <w:spacing w:before="240" w:after="120"/>
       </w:pPr>
-      <w:bookmarkStart w:id="22" w:name="_Toc235288192"/>
+      <w:bookmarkStart w:id="26" w:name="_Toc235362051"/>
       <w:r>
         <w:rPr>
           <w:b/>
@@ -25430,7 +26119,7 @@
         </w:rPr>
         <w:t xml:space="preserve"> (→ Q1)</w:t>
       </w:r>
-      <w:bookmarkEnd w:id="22"/>
+      <w:bookmarkEnd w:id="26"/>
     </w:p>
     <w:p>
       <w:pPr>
@@ -25605,7 +26294,7 @@
         <w:pStyle w:val="Balk2"/>
         <w:spacing w:before="240" w:after="120"/>
       </w:pPr>
-      <w:bookmarkStart w:id="23" w:name="_Toc235288193"/>
+      <w:bookmarkStart w:id="27" w:name="_Toc235362052"/>
       <w:r>
         <w:rPr>
           <w:b/>
@@ -25704,7 +26393,7 @@
         </w:rPr>
         <w:t xml:space="preserve"> (→ Q2)</w:t>
       </w:r>
-      <w:bookmarkEnd w:id="23"/>
+      <w:bookmarkEnd w:id="27"/>
     </w:p>
     <w:p>
       <w:pPr>
@@ -25917,7 +26606,7 @@
         <w:pStyle w:val="Balk2"/>
         <w:spacing w:before="240" w:after="120"/>
       </w:pPr>
-      <w:bookmarkStart w:id="24" w:name="_Toc235288194"/>
+      <w:bookmarkStart w:id="28" w:name="_Toc235362053"/>
       <w:r>
         <w:rPr>
           <w:b/>
@@ -26016,7 +26705,7 @@
         </w:rPr>
         <w:t xml:space="preserve"> RA (→ Q4)</w:t>
       </w:r>
-      <w:bookmarkEnd w:id="24"/>
+      <w:bookmarkEnd w:id="28"/>
     </w:p>
     <w:p>
       <w:pPr>
@@ -26287,7 +26976,7 @@
         <w:pStyle w:val="Balk2"/>
         <w:spacing w:before="240" w:after="120"/>
       </w:pPr>
-      <w:bookmarkStart w:id="25" w:name="_Toc235288195"/>
+      <w:bookmarkStart w:id="29" w:name="_Toc235362054"/>
       <w:r>
         <w:rPr>
           <w:b/>
@@ -26364,7 +27053,7 @@
         </w:rPr>
         <w:t xml:space="preserve"> (→ Q7)</w:t>
       </w:r>
-      <w:bookmarkEnd w:id="25"/>
+      <w:bookmarkEnd w:id="29"/>
     </w:p>
     <w:p>
       <w:pPr>
@@ -26731,7 +27420,7 @@
         <w:pStyle w:val="Balk2"/>
         <w:spacing w:before="240" w:after="120"/>
       </w:pPr>
-      <w:bookmarkStart w:id="26" w:name="_Toc235288196"/>
+      <w:bookmarkStart w:id="30" w:name="_Toc235362055"/>
       <w:r>
         <w:rPr>
           <w:b/>
@@ -26808,7 +27497,7 @@
         </w:rPr>
         <w:t xml:space="preserve"> (→ Q8)</w:t>
       </w:r>
-      <w:bookmarkEnd w:id="26"/>
+      <w:bookmarkEnd w:id="30"/>
     </w:p>
     <w:p>
       <w:pPr>
@@ -27543,115 +28232,104 @@
       </w:r>
     </w:p>
     <w:p>
-      <w:r>
+      <w:pPr>
+        <w:pStyle w:val="Balk1"/>
         <w:rPr>
           <w:b/>
           <w:bCs/>
-          <w:color w:val="1F3864"/>
-          <w:sz w:val="32"/>
-          <w:szCs w:val="32"/>
-        </w:rPr>
-        <w:t xml:space="preserve">6. </w:t>
-      </w:r>
-      <w:proofErr w:type="spellStart"/>
+        </w:rPr>
+      </w:pPr>
+      <w:bookmarkStart w:id="31" w:name="_Toc235362056"/>
       <w:r>
         <w:rPr>
           <w:b/>
           <w:bCs/>
-          <w:color w:val="1F3864"/>
-          <w:sz w:val="32"/>
-          <w:szCs w:val="32"/>
-        </w:rPr>
-        <w:t>Physical</w:t>
-      </w:r>
-      <w:proofErr w:type="spellEnd"/>
+          <w:color w:val="0E2841" w:themeColor="text2"/>
+        </w:rPr>
+        <w:t xml:space="preserve">6. </w:t>
+      </w:r>
+      <w:proofErr w:type="spellStart"/>
       <w:r>
         <w:rPr>
           <w:b/>
           <w:bCs/>
-          <w:color w:val="1F3864"/>
-          <w:sz w:val="32"/>
-          <w:szCs w:val="32"/>
-        </w:rPr>
-        <w:t xml:space="preserve"> </w:t>
-      </w:r>
-      <w:proofErr w:type="spellStart"/>
+          <w:color w:val="0E2841" w:themeColor="text2"/>
+        </w:rPr>
+        <w:t>Physical</w:t>
+      </w:r>
+      <w:proofErr w:type="spellEnd"/>
       <w:r>
         <w:rPr>
           <w:b/>
           <w:bCs/>
-          <w:color w:val="1F3864"/>
-          <w:sz w:val="32"/>
-          <w:szCs w:val="32"/>
-        </w:rPr>
-        <w:t>Implementation</w:t>
-      </w:r>
-      <w:proofErr w:type="spellEnd"/>
+          <w:color w:val="0E2841" w:themeColor="text2"/>
+        </w:rPr>
+        <w:t xml:space="preserve"> </w:t>
+      </w:r>
+      <w:proofErr w:type="spellStart"/>
       <w:r>
         <w:rPr>
           <w:b/>
           <w:bCs/>
-          <w:color w:val="1F3864"/>
-          <w:sz w:val="32"/>
-          <w:szCs w:val="32"/>
-        </w:rPr>
-        <w:t xml:space="preserve"> — </w:t>
-      </w:r>
-      <w:proofErr w:type="spellStart"/>
+          <w:color w:val="0E2841" w:themeColor="text2"/>
+        </w:rPr>
+        <w:t>Implementation</w:t>
+      </w:r>
+      <w:proofErr w:type="spellEnd"/>
       <w:r>
         <w:rPr>
           <w:b/>
           <w:bCs/>
-          <w:color w:val="1F3864"/>
-          <w:sz w:val="32"/>
-          <w:szCs w:val="32"/>
-        </w:rPr>
-        <w:t>Constraints</w:t>
-      </w:r>
-      <w:proofErr w:type="spellEnd"/>
+          <w:color w:val="0E2841" w:themeColor="text2"/>
+        </w:rPr>
+        <w:t xml:space="preserve"> — </w:t>
+      </w:r>
+      <w:proofErr w:type="spellStart"/>
       <w:r>
         <w:rPr>
           <w:b/>
           <w:bCs/>
-          <w:color w:val="1F3864"/>
-          <w:sz w:val="32"/>
-          <w:szCs w:val="32"/>
-        </w:rPr>
-        <w:t xml:space="preserve">, </w:t>
-      </w:r>
-      <w:proofErr w:type="spellStart"/>
+          <w:color w:val="0E2841" w:themeColor="text2"/>
+        </w:rPr>
+        <w:t>Constraints</w:t>
+      </w:r>
+      <w:proofErr w:type="spellEnd"/>
       <w:r>
         <w:rPr>
           <w:b/>
           <w:bCs/>
-          <w:color w:val="1F3864"/>
-          <w:sz w:val="32"/>
-          <w:szCs w:val="32"/>
-        </w:rPr>
-        <w:t>Views</w:t>
-      </w:r>
-      <w:proofErr w:type="spellEnd"/>
+          <w:color w:val="0E2841" w:themeColor="text2"/>
+        </w:rPr>
+        <w:t xml:space="preserve">, </w:t>
+      </w:r>
+      <w:proofErr w:type="spellStart"/>
       <w:r>
         <w:rPr>
           <w:b/>
           <w:bCs/>
-          <w:color w:val="1F3864"/>
-          <w:sz w:val="32"/>
-          <w:szCs w:val="32"/>
-        </w:rPr>
-        <w:t xml:space="preserve">, </w:t>
-      </w:r>
-      <w:proofErr w:type="spellStart"/>
+          <w:color w:val="0E2841" w:themeColor="text2"/>
+        </w:rPr>
+        <w:t>Views</w:t>
+      </w:r>
+      <w:proofErr w:type="spellEnd"/>
       <w:r>
         <w:rPr>
           <w:b/>
           <w:bCs/>
-          <w:color w:val="1F3864"/>
-          <w:sz w:val="32"/>
-          <w:szCs w:val="32"/>
+          <w:color w:val="0E2841" w:themeColor="text2"/>
+        </w:rPr>
+        <w:t xml:space="preserve">, </w:t>
+      </w:r>
+      <w:proofErr w:type="spellStart"/>
+      <w:r>
+        <w:rPr>
+          <w:b/>
+          <w:bCs/>
+          <w:color w:val="0E2841" w:themeColor="text2"/>
         </w:rPr>
         <w:t>Triggers</w:t>
       </w:r>
+      <w:bookmarkEnd w:id="31"/>
       <w:proofErr w:type="spellEnd"/>
     </w:p>
     <w:p>
@@ -27781,7 +28459,7 @@
       </w:r>
       <w:proofErr w:type="spellStart"/>
       <w:r>
-        <w:t>hotel_project.sql</w:t>
+        <w:t>hotel_management_system_database_project.sql</w:t>
       </w:r>
       <w:proofErr w:type="spellEnd"/>
       <w:r>
@@ -28089,7 +28767,7 @@
         <w:pStyle w:val="Balk2"/>
         <w:spacing w:before="240" w:after="120"/>
       </w:pPr>
-      <w:bookmarkStart w:id="27" w:name="_Toc235288197"/>
+      <w:bookmarkStart w:id="32" w:name="_Toc235362057"/>
       <w:r>
         <w:rPr>
           <w:b/>
@@ -28133,7 +28811,7 @@
         </w:rPr>
         <w:t>Highlights</w:t>
       </w:r>
-      <w:bookmarkEnd w:id="27"/>
+      <w:bookmarkEnd w:id="32"/>
       <w:proofErr w:type="spellEnd"/>
     </w:p>
     <w:p>
@@ -28638,7 +29316,7 @@
         <w:pStyle w:val="Balk2"/>
         <w:spacing w:before="240" w:after="120"/>
       </w:pPr>
-      <w:bookmarkStart w:id="28" w:name="_Toc235288198"/>
+      <w:bookmarkStart w:id="33" w:name="_Toc235362058"/>
       <w:r>
         <w:rPr>
           <w:b/>
@@ -28660,7 +29338,7 @@
         </w:rPr>
         <w:t>Views</w:t>
       </w:r>
-      <w:bookmarkEnd w:id="28"/>
+      <w:bookmarkEnd w:id="33"/>
       <w:proofErr w:type="spellEnd"/>
     </w:p>
     <w:p>
@@ -29187,7 +29865,7 @@
         <w:pStyle w:val="Balk2"/>
         <w:spacing w:before="240" w:after="120"/>
       </w:pPr>
-      <w:bookmarkStart w:id="29" w:name="_Toc235288199"/>
+      <w:bookmarkStart w:id="34" w:name="_Toc235362059"/>
       <w:r>
         <w:rPr>
           <w:b/>
@@ -29209,7 +29887,7 @@
         </w:rPr>
         <w:t>Triggers</w:t>
       </w:r>
-      <w:bookmarkEnd w:id="29"/>
+      <w:bookmarkEnd w:id="34"/>
       <w:proofErr w:type="spellEnd"/>
     </w:p>
     <w:p>
@@ -29450,7 +30128,7 @@
         <w:pStyle w:val="Balk3"/>
         <w:spacing w:before="200" w:after="100"/>
       </w:pPr>
-      <w:bookmarkStart w:id="30" w:name="_Toc235288200"/>
+      <w:bookmarkStart w:id="35" w:name="_Toc235362060"/>
       <w:r>
         <w:rPr>
           <w:b/>
@@ -29540,7 +30218,7 @@
         </w:rPr>
         <w:t>)</w:t>
       </w:r>
-      <w:bookmarkEnd w:id="30"/>
+      <w:bookmarkEnd w:id="35"/>
     </w:p>
     <w:p>
       <w:pPr>
@@ -30234,7 +30912,7 @@
         <w:pStyle w:val="Balk3"/>
         <w:spacing w:before="200" w:after="100"/>
       </w:pPr>
-      <w:bookmarkStart w:id="31" w:name="_Toc235288201"/>
+      <w:bookmarkStart w:id="36" w:name="_Toc235362061"/>
       <w:r>
         <w:rPr>
           <w:b/>
@@ -30324,7 +31002,7 @@
         </w:rPr>
         <w:t>)</w:t>
       </w:r>
-      <w:bookmarkEnd w:id="31"/>
+      <w:bookmarkEnd w:id="36"/>
     </w:p>
     <w:p>
       <w:pPr>
@@ -30937,7 +31615,7 @@
         <w:pStyle w:val="Balk3"/>
         <w:spacing w:before="200" w:after="100"/>
       </w:pPr>
-      <w:bookmarkStart w:id="32" w:name="_Toc235288202"/>
+      <w:bookmarkStart w:id="37" w:name="_Toc235362062"/>
       <w:r>
         <w:rPr>
           <w:b/>
@@ -31047,7 +31725,7 @@
         </w:rPr>
         <w:t>)</w:t>
       </w:r>
-      <w:bookmarkEnd w:id="32"/>
+      <w:bookmarkEnd w:id="37"/>
     </w:p>
     <w:p>
       <w:pPr>
@@ -32239,7 +32917,7 @@
         <w:pStyle w:val="Balk1"/>
         <w:spacing w:before="320" w:after="160"/>
       </w:pPr>
-      <w:bookmarkStart w:id="33" w:name="_Toc235288203"/>
+      <w:bookmarkStart w:id="38" w:name="_Toc235362063"/>
       <w:r>
         <w:rPr>
           <w:b/>
@@ -32330,7 +33008,7 @@
         </w:rPr>
         <w:t>Results</w:t>
       </w:r>
-      <w:bookmarkEnd w:id="33"/>
+      <w:bookmarkEnd w:id="38"/>
       <w:proofErr w:type="spellEnd"/>
     </w:p>
     <w:p>
@@ -32740,7 +33418,7 @@
       </w:r>
       <w:proofErr w:type="spellStart"/>
       <w:r>
-        <w:t>hotel_project.sql</w:t>
+        <w:t>hotel_management_system_database_project.sql</w:t>
       </w:r>
       <w:proofErr w:type="spellEnd"/>
       <w:r>
@@ -37141,7 +37819,7 @@
       <w:r>
         <w:br w:type="page"/>
       </w:r>
-      <w:bookmarkStart w:id="34" w:name="_Toc235288204"/>
+      <w:bookmarkStart w:id="39" w:name="_Toc235362064"/>
       <w:r>
         <w:rPr>
           <w:b/>
@@ -37262,7 +37940,7 @@
         </w:rPr>
         <w:t>Examples</w:t>
       </w:r>
-      <w:bookmarkEnd w:id="34"/>
+      <w:bookmarkEnd w:id="39"/>
       <w:proofErr w:type="spellEnd"/>
     </w:p>
     <w:p>
@@ -37527,7 +38205,7 @@
         <w:pStyle w:val="Balk1"/>
         <w:spacing w:before="320" w:after="160"/>
       </w:pPr>
-      <w:bookmarkStart w:id="35" w:name="_Toc235288205"/>
+      <w:bookmarkStart w:id="40" w:name="_Toc235362065"/>
       <w:r>
         <w:rPr>
           <w:b/>
@@ -37545,7 +38223,7 @@
         </w:rPr>
         <w:t>Summary</w:t>
       </w:r>
-      <w:bookmarkEnd w:id="35"/>
+      <w:bookmarkEnd w:id="40"/>
       <w:proofErr w:type="spellEnd"/>
     </w:p>
     <w:tbl>
@@ -39567,71 +40245,69 @@
     </w:tbl>
     <w:p/>
     <w:p>
-      <w:r>
+      <w:pPr>
+        <w:pStyle w:val="Balk1"/>
         <w:rPr>
           <w:b/>
           <w:bCs/>
-          <w:color w:val="1F3864"/>
-          <w:sz w:val="32"/>
-          <w:szCs w:val="32"/>
-        </w:rPr>
-        <w:t xml:space="preserve">9. </w:t>
-      </w:r>
-      <w:proofErr w:type="spellStart"/>
+          <w:color w:val="0E2841" w:themeColor="text2"/>
+        </w:rPr>
+      </w:pPr>
+      <w:bookmarkStart w:id="41" w:name="_Toc235362066"/>
       <w:r>
         <w:rPr>
           <w:b/>
           <w:bCs/>
-          <w:color w:val="1F3864"/>
-          <w:sz w:val="32"/>
-          <w:szCs w:val="32"/>
-        </w:rPr>
-        <w:t>Generative</w:t>
-      </w:r>
-      <w:proofErr w:type="spellEnd"/>
+          <w:color w:val="0E2841" w:themeColor="text2"/>
+        </w:rPr>
+        <w:t xml:space="preserve">9. </w:t>
+      </w:r>
+      <w:proofErr w:type="spellStart"/>
       <w:r>
         <w:rPr>
           <w:b/>
           <w:bCs/>
-          <w:color w:val="1F3864"/>
-          <w:sz w:val="32"/>
-          <w:szCs w:val="32"/>
-        </w:rPr>
-        <w:t xml:space="preserve">-AI </w:t>
-      </w:r>
-      <w:proofErr w:type="spellStart"/>
+          <w:color w:val="0E2841" w:themeColor="text2"/>
+        </w:rPr>
+        <w:t>Generative</w:t>
+      </w:r>
+      <w:proofErr w:type="spellEnd"/>
       <w:r>
         <w:rPr>
           <w:b/>
           <w:bCs/>
-          <w:color w:val="1F3864"/>
-          <w:sz w:val="32"/>
-          <w:szCs w:val="32"/>
-        </w:rPr>
-        <w:t>Usage</w:t>
-      </w:r>
-      <w:proofErr w:type="spellEnd"/>
+          <w:color w:val="0E2841" w:themeColor="text2"/>
+        </w:rPr>
+        <w:t xml:space="preserve">-AI </w:t>
+      </w:r>
+      <w:proofErr w:type="spellStart"/>
       <w:r>
         <w:rPr>
           <w:b/>
           <w:bCs/>
-          <w:color w:val="1F3864"/>
-          <w:sz w:val="32"/>
-          <w:szCs w:val="32"/>
-        </w:rPr>
-        <w:t xml:space="preserve"> </w:t>
-      </w:r>
-      <w:proofErr w:type="spellStart"/>
+          <w:color w:val="0E2841" w:themeColor="text2"/>
+        </w:rPr>
+        <w:t>Usage</w:t>
+      </w:r>
+      <w:proofErr w:type="spellEnd"/>
       <w:r>
         <w:rPr>
           <w:b/>
           <w:bCs/>
-          <w:color w:val="1F3864"/>
-          <w:sz w:val="32"/>
-          <w:szCs w:val="32"/>
+          <w:color w:val="0E2841" w:themeColor="text2"/>
+        </w:rPr>
+        <w:t xml:space="preserve"> </w:t>
+      </w:r>
+      <w:proofErr w:type="spellStart"/>
+      <w:r>
+        <w:rPr>
+          <w:b/>
+          <w:bCs/>
+          <w:color w:val="0E2841" w:themeColor="text2"/>
         </w:rPr>
         <w:t>Declaration</w:t>
       </w:r>
+      <w:bookmarkEnd w:id="41"/>
       <w:proofErr w:type="spellEnd"/>
     </w:p>
     <w:p>
@@ -40108,12 +40784,200 @@
     </w:p>
     <w:p>
       <w:pPr>
+        <w:numPr>
+          <w:ilvl w:val="0"/>
+          <w:numId w:val="3"/>
+        </w:numPr>
         <w:spacing w:after="160"/>
         <w:jc w:val="both"/>
       </w:pPr>
-      <w:proofErr w:type="spellStart"/>
-      <w:r>
+      <w:r>
+        <w:rPr>
+          <w:b/>
+          <w:bCs/>
+        </w:rPr>
         <w:lastRenderedPageBreak/>
+        <w:t xml:space="preserve">Database </w:t>
+      </w:r>
+      <w:proofErr w:type="spellStart"/>
+      <w:r>
+        <w:rPr>
+          <w:b/>
+          <w:bCs/>
+        </w:rPr>
+        <w:t>Population</w:t>
+      </w:r>
+      <w:proofErr w:type="spellEnd"/>
+      <w:r>
+        <w:rPr>
+          <w:b/>
+          <w:bCs/>
+        </w:rPr>
+        <w:t>:</w:t>
+      </w:r>
+      <w:r>
+        <w:t xml:space="preserve"> </w:t>
+      </w:r>
+      <w:proofErr w:type="spellStart"/>
+      <w:r>
+        <w:t>Helping</w:t>
+      </w:r>
+      <w:proofErr w:type="spellEnd"/>
+      <w:r>
+        <w:t xml:space="preserve"> </w:t>
+      </w:r>
+      <w:proofErr w:type="spellStart"/>
+      <w:r>
+        <w:t>to</w:t>
+      </w:r>
+      <w:proofErr w:type="spellEnd"/>
+      <w:r>
+        <w:t xml:space="preserve"> </w:t>
+      </w:r>
+      <w:proofErr w:type="spellStart"/>
+      <w:r>
+        <w:t>create</w:t>
+      </w:r>
+      <w:proofErr w:type="spellEnd"/>
+      <w:r>
+        <w:t xml:space="preserve"> a </w:t>
+      </w:r>
+      <w:proofErr w:type="spellStart"/>
+      <w:r>
+        <w:t>consistent</w:t>
+      </w:r>
+      <w:proofErr w:type="spellEnd"/>
+      <w:r>
+        <w:t xml:space="preserve"> set of </w:t>
+      </w:r>
+      <w:proofErr w:type="spellStart"/>
+      <w:r>
+        <w:t>sample</w:t>
+      </w:r>
+      <w:proofErr w:type="spellEnd"/>
+      <w:r>
+        <w:t xml:space="preserve"> </w:t>
+      </w:r>
+      <w:proofErr w:type="spellStart"/>
+      <w:r>
+        <w:t>records</w:t>
+      </w:r>
+      <w:proofErr w:type="spellEnd"/>
+      <w:r>
+        <w:t xml:space="preserve"> </w:t>
+      </w:r>
+      <w:proofErr w:type="spellStart"/>
+      <w:r>
+        <w:t>to</w:t>
+      </w:r>
+      <w:proofErr w:type="spellEnd"/>
+      <w:r>
+        <w:t xml:space="preserve"> </w:t>
+      </w:r>
+      <w:proofErr w:type="spellStart"/>
+      <w:r>
+        <w:t>fill</w:t>
+      </w:r>
+      <w:proofErr w:type="spellEnd"/>
+      <w:r>
+        <w:t xml:space="preserve"> </w:t>
+      </w:r>
+      <w:proofErr w:type="spellStart"/>
+      <w:r>
+        <w:t>the</w:t>
+      </w:r>
+      <w:proofErr w:type="spellEnd"/>
+      <w:r>
+        <w:t xml:space="preserve"> </w:t>
+      </w:r>
+      <w:proofErr w:type="spellStart"/>
+      <w:r>
+        <w:t>constructed</w:t>
+      </w:r>
+      <w:proofErr w:type="spellEnd"/>
+      <w:r>
+        <w:t xml:space="preserve"> </w:t>
+      </w:r>
+      <w:proofErr w:type="spellStart"/>
+      <w:r>
+        <w:t>tables</w:t>
+      </w:r>
+      <w:proofErr w:type="spellEnd"/>
+      <w:r>
+        <w:t xml:space="preserve">, </w:t>
+      </w:r>
+      <w:proofErr w:type="spellStart"/>
+      <w:r>
+        <w:t>ensuring</w:t>
+      </w:r>
+      <w:proofErr w:type="spellEnd"/>
+      <w:r>
+        <w:t xml:space="preserve"> </w:t>
+      </w:r>
+      <w:proofErr w:type="spellStart"/>
+      <w:r>
+        <w:t>the</w:t>
+      </w:r>
+      <w:proofErr w:type="spellEnd"/>
+      <w:r>
+        <w:t xml:space="preserve"> data met </w:t>
+      </w:r>
+      <w:proofErr w:type="spellStart"/>
+      <w:r>
+        <w:t>the</w:t>
+      </w:r>
+      <w:proofErr w:type="spellEnd"/>
+      <w:r>
+        <w:t xml:space="preserve"> </w:t>
+      </w:r>
+      <w:proofErr w:type="spellStart"/>
+      <w:r>
+        <w:t>structural</w:t>
+      </w:r>
+      <w:proofErr w:type="spellEnd"/>
+      <w:r>
+        <w:t xml:space="preserve"> </w:t>
+      </w:r>
+      <w:proofErr w:type="spellStart"/>
+      <w:r>
+        <w:t>constraints</w:t>
+      </w:r>
+      <w:proofErr w:type="spellEnd"/>
+      <w:r>
+        <w:t xml:space="preserve"> </w:t>
+      </w:r>
+      <w:proofErr w:type="spellStart"/>
+      <w:r>
+        <w:t>for</w:t>
+      </w:r>
+      <w:proofErr w:type="spellEnd"/>
+      <w:r>
+        <w:t xml:space="preserve"> </w:t>
+      </w:r>
+      <w:proofErr w:type="spellStart"/>
+      <w:r>
+        <w:t>query</w:t>
+      </w:r>
+      <w:proofErr w:type="spellEnd"/>
+      <w:r>
+        <w:t xml:space="preserve"> </w:t>
+      </w:r>
+      <w:proofErr w:type="spellStart"/>
+      <w:r>
+        <w:t>testing</w:t>
+      </w:r>
+      <w:proofErr w:type="spellEnd"/>
+      <w:r>
+        <w:t>.</w:t>
+      </w:r>
+    </w:p>
+    <w:p>
+      <w:pPr>
+        <w:spacing w:after="160"/>
+        <w:jc w:val="both"/>
+      </w:pPr>
+      <w:proofErr w:type="spellStart"/>
+      <w:r>
         <w:t>It</w:t>
       </w:r>
       <w:proofErr w:type="spellEnd"/>
@@ -41793,7 +42657,7 @@
     <w:autoRedefine/>
     <w:uiPriority w:val="39"/>
     <w:unhideWhenUsed/>
-    <w:rsid w:val="007972AA"/>
+    <w:rsid w:val="00771CBD"/>
     <w:pPr>
       <w:tabs>
         <w:tab w:val="right" w:leader="dot" w:pos="9016"/>
@@ -41805,8 +42669,8 @@
       <w:bCs/>
       <w:noProof/>
       <w:color w:val="0E2841" w:themeColor="text2"/>
-      <w:sz w:val="20"/>
-      <w:szCs w:val="20"/>
+      <w:sz w:val="22"/>
+      <w:szCs w:val="22"/>
     </w:rPr>
   </w:style>
   <w:style w:type="paragraph" w:styleId="T2">
